--- a/01. Hồ sơ đạo đức đề cương - MẪU/03. BB kiểm phiếu HĐ đạo đức.docx
+++ b/01. Hồ sơ đạo đức đề cương - MẪU/03. BB kiểm phiếu HĐ đạo đức.docx
@@ -444,293 +444,258 @@
           <w:szCs w:val="28"/>
           <w:lang w:val="pt-PT"/>
         </w:rPr>
-        <w:t>I</w:t>
-      </w:r>
-      <w:r>
-        <w:rPr>
-          <w:b/>
-          <w:sz w:val="28"/>
-          <w:szCs w:val="28"/>
-          <w:lang w:val="pt-PT"/>
-        </w:rPr>
-        <w:t xml:space="preserve">. </w:t>
-      </w:r>
-      <w:r>
-        <w:rPr>
-          <w:b/>
-          <w:sz w:val="28"/>
-          <w:szCs w:val="28"/>
-          <w:lang w:val="pt-PT"/>
-        </w:rPr>
-        <w:t>Hội</w:t>
-      </w:r>
-      <w:r>
-        <w:rPr>
-          <w:b/>
-          <w:sz w:val="28"/>
-          <w:szCs w:val="28"/>
-          <w:lang w:val="pt-PT"/>
-        </w:rPr>
-        <w:t xml:space="preserve"> </w:t>
-      </w:r>
-      <w:r>
-        <w:rPr>
-          <w:b/>
-          <w:sz w:val="28"/>
-          <w:szCs w:val="28"/>
-          <w:lang w:val="pt-PT"/>
-        </w:rPr>
-        <w:t>đồng</w:t>
-      </w:r>
-      <w:r>
-        <w:rPr>
-          <w:b/>
-          <w:sz w:val="28"/>
-          <w:szCs w:val="28"/>
-          <w:lang w:val="pt-PT"/>
-        </w:rPr>
-        <w:t xml:space="preserve"> Đạo đức</w:t>
-      </w:r>
-      <w:r>
-        <w:rPr>
-          <w:b/>
-          <w:sz w:val="28"/>
-          <w:szCs w:val="28"/>
-          <w:lang w:val="pt-PT"/>
-        </w:rPr>
-        <w:t xml:space="preserve"> </w:t>
-      </w:r>
-      <w:r>
-        <w:rPr>
-          <w:sz w:val="28"/>
-          <w:szCs w:val="28"/>
-          <w:lang w:val="pt-PT"/>
-        </w:rPr>
-        <w:t>xét duyệt</w:t>
-      </w:r>
-      <w:r>
-        <w:rPr>
-          <w:sz w:val="28"/>
-          <w:szCs w:val="28"/>
-          <w:lang w:val="pt-PT"/>
-        </w:rPr>
-        <w:t xml:space="preserve"> </w:t>
-      </w:r>
-      <w:r>
-        <w:rPr>
-          <w:sz w:val="28"/>
-          <w:szCs w:val="28"/>
-          <w:lang w:val="pt-PT"/>
-        </w:rPr>
-        <w:t xml:space="preserve">Hồ sơ đạo đức </w:t>
-      </w:r>
-      <w:r>
-        <w:rPr>
-          <w:sz w:val="28"/>
-          <w:szCs w:val="28"/>
-          <w:lang w:val="pt-PT"/>
-        </w:rPr>
-        <w:t>đề</w:t>
-      </w:r>
-      <w:r>
-        <w:rPr>
-          <w:sz w:val="28"/>
-          <w:szCs w:val="28"/>
-          <w:lang w:val="pt-PT"/>
-        </w:rPr>
-        <w:t xml:space="preserve"> </w:t>
-      </w:r>
-      <w:r>
-        <w:rPr>
-          <w:sz w:val="28"/>
-          <w:szCs w:val="28"/>
-          <w:lang w:val="pt-PT"/>
-        </w:rPr>
-        <w:t>tài</w:t>
-      </w:r>
-      <w:r>
-        <w:rPr>
-          <w:sz w:val="28"/>
-          <w:szCs w:val="28"/>
-          <w:lang w:val="pt-PT"/>
-        </w:rPr>
-        <w:t xml:space="preserve"> </w:t>
-      </w:r>
-      <w:r>
-        <w:rPr>
-          <w:sz w:val="28"/>
-          <w:szCs w:val="28"/>
-          <w:lang w:val="pt-PT"/>
-        </w:rPr>
-        <w:t>cấp</w:t>
-      </w:r>
-      <w:r>
-        <w:rPr>
-          <w:sz w:val="28"/>
-          <w:szCs w:val="28"/>
-          <w:lang w:val="pt-PT"/>
-        </w:rPr>
-        <w:t xml:space="preserve"> </w:t>
-      </w:r>
-      <w:r>
-        <w:rPr>
-          <w:sz w:val="28"/>
-          <w:szCs w:val="28"/>
-          <w:lang w:val="pt-PT"/>
-        </w:rPr>
-        <w:t>cơ</w:t>
-      </w:r>
-      <w:r>
-        <w:rPr>
-          <w:sz w:val="28"/>
-          <w:szCs w:val="28"/>
-          <w:lang w:val="pt-PT"/>
-        </w:rPr>
-        <w:t xml:space="preserve"> </w:t>
-      </w:r>
-      <w:r>
-        <w:rPr>
-          <w:sz w:val="28"/>
-          <w:szCs w:val="28"/>
-          <w:lang w:val="pt-PT"/>
-        </w:rPr>
-        <w:t>sở</w:t>
-      </w:r>
-      <w:r>
-        <w:rPr>
-          <w:sz w:val="28"/>
-          <w:szCs w:val="28"/>
-          <w:lang w:val="pt-PT"/>
-        </w:rPr>
-        <w:t xml:space="preserve"> </w:t>
-      </w:r>
-      <w:r>
-        <w:rPr>
-          <w:sz w:val="28"/>
-          <w:szCs w:val="28"/>
-          <w:lang w:val="pt-PT"/>
-        </w:rPr>
-        <w:t>đư</w:t>
-      </w:r>
-      <w:r>
-        <w:rPr>
-          <w:sz w:val="28"/>
-          <w:szCs w:val="28"/>
-          <w:lang w:val="pt-PT"/>
-        </w:rPr>
-        <w:softHyphen/>
-      </w:r>
-      <w:r>
-        <w:rPr>
-          <w:sz w:val="28"/>
-          <w:szCs w:val="28"/>
-          <w:lang w:val="pt-PT"/>
-        </w:rPr>
-        <w:t>ợc</w:t>
-      </w:r>
-      <w:r>
-        <w:rPr>
-          <w:sz w:val="28"/>
-          <w:szCs w:val="28"/>
-          <w:lang w:val="pt-PT"/>
-        </w:rPr>
-        <w:t xml:space="preserve"> </w:t>
-      </w:r>
-      <w:r>
-        <w:rPr>
-          <w:sz w:val="28"/>
-          <w:szCs w:val="28"/>
-          <w:lang w:val="pt-PT"/>
-        </w:rPr>
-        <w:t>thành</w:t>
-      </w:r>
-      <w:r>
-        <w:rPr>
-          <w:sz w:val="28"/>
-          <w:szCs w:val="28"/>
-          <w:lang w:val="pt-PT"/>
-        </w:rPr>
-        <w:t xml:space="preserve"> </w:t>
-      </w:r>
-      <w:r>
-        <w:rPr>
-          <w:sz w:val="28"/>
-          <w:szCs w:val="28"/>
-          <w:lang w:val="pt-PT"/>
-        </w:rPr>
-        <w:t>lập</w:t>
-      </w:r>
-      <w:r>
-        <w:rPr>
-          <w:sz w:val="28"/>
-          <w:szCs w:val="28"/>
-          <w:lang w:val="pt-PT"/>
-        </w:rPr>
-        <w:t xml:space="preserve"> </w:t>
-      </w:r>
-      <w:r>
-        <w:rPr>
-          <w:sz w:val="28"/>
-          <w:szCs w:val="28"/>
-          <w:lang w:val="pt-PT"/>
-        </w:rPr>
-        <w:t>theo</w:t>
-      </w:r>
-      <w:r>
-        <w:rPr>
-          <w:sz w:val="28"/>
-          <w:szCs w:val="28"/>
-          <w:lang w:val="pt-PT"/>
-        </w:rPr>
-        <w:t xml:space="preserve"> </w:t>
-      </w:r>
-      <w:r>
-        <w:rPr>
-          <w:sz w:val="28"/>
-          <w:szCs w:val="28"/>
-          <w:lang w:val="pt-PT"/>
-        </w:rPr>
-        <w:t>quyết</w:t>
-      </w:r>
-      <w:r>
-        <w:rPr>
-          <w:sz w:val="28"/>
-          <w:szCs w:val="28"/>
-          <w:lang w:val="pt-PT"/>
-        </w:rPr>
-        <w:t xml:space="preserve"> </w:t>
-      </w:r>
-      <w:r>
-        <w:rPr>
-          <w:sz w:val="28"/>
-          <w:szCs w:val="28"/>
-          <w:lang w:val="pt-PT"/>
-        </w:rPr>
-        <w:t>định</w:t>
-      </w:r>
-      <w:r>
-        <w:rPr>
-          <w:sz w:val="28"/>
-          <w:szCs w:val="28"/>
-          <w:lang w:val="pt-PT"/>
-        </w:rPr>
-        <w:t xml:space="preserve"> </w:t>
-      </w:r>
-      <w:r>
-        <w:rPr>
-          <w:sz w:val="28"/>
-          <w:szCs w:val="28"/>
-          <w:lang w:val="pt-PT"/>
-        </w:rPr>
-        <w:t>số</w:t>
-      </w:r>
-      <w:r>
-        <w:rPr>
-          <w:sz w:val="28"/>
-          <w:szCs w:val="28"/>
-          <w:lang w:val="pt-PT"/>
-        </w:rPr>
-        <w:t xml:space="preserve"> </w:t>
+        <w:t>I. Hội đồng Đạo đức xét duyệt Hồ sơ đạo đức đề tài cấp cơ sở được thành lập theo quyết định số       /QĐ-YHUD/{{NAM}}, ngày       tháng       năm {{NAM}} của Viện trưởng Viện Y học ứng dụng Việt Nam.</w:t>
+      </w:r>
+      <w:r>
+        <w:rPr>
+          <w:b/>
+          <w:sz w:val="28"/>
+          <w:szCs w:val="28"/>
+          <w:lang w:val="pt-PT"/>
+        </w:rPr>
+      </w:r>
+      <w:r>
+        <w:rPr>
+          <w:b/>
+          <w:sz w:val="28"/>
+          <w:szCs w:val="28"/>
+          <w:lang w:val="pt-PT"/>
+        </w:rPr>
+      </w:r>
+      <w:r>
+        <w:rPr>
+          <w:b/>
+          <w:sz w:val="28"/>
+          <w:szCs w:val="28"/>
+          <w:lang w:val="pt-PT"/>
+        </w:rPr>
+      </w:r>
+      <w:r>
+        <w:rPr>
+          <w:b/>
+          <w:sz w:val="28"/>
+          <w:szCs w:val="28"/>
+          <w:lang w:val="pt-PT"/>
+        </w:rPr>
+      </w:r>
+      <w:r>
+        <w:rPr>
+          <w:b/>
+          <w:sz w:val="28"/>
+          <w:szCs w:val="28"/>
+          <w:lang w:val="pt-PT"/>
+        </w:rPr>
+      </w:r>
+      <w:r>
+        <w:rPr>
+          <w:b/>
+          <w:sz w:val="28"/>
+          <w:szCs w:val="28"/>
+          <w:lang w:val="pt-PT"/>
+        </w:rPr>
+      </w:r>
+      <w:r>
+        <w:rPr>
+          <w:sz w:val="28"/>
+          <w:szCs w:val="28"/>
+          <w:lang w:val="pt-PT"/>
+        </w:rPr>
+      </w:r>
+      <w:r>
+        <w:rPr>
+          <w:sz w:val="28"/>
+          <w:szCs w:val="28"/>
+          <w:lang w:val="pt-PT"/>
+        </w:rPr>
+      </w:r>
+      <w:r>
+        <w:rPr>
+          <w:sz w:val="28"/>
+          <w:szCs w:val="28"/>
+          <w:lang w:val="pt-PT"/>
+        </w:rPr>
+      </w:r>
+      <w:r>
+        <w:rPr>
+          <w:sz w:val="28"/>
+          <w:szCs w:val="28"/>
+          <w:lang w:val="pt-PT"/>
+        </w:rPr>
+      </w:r>
+      <w:r>
+        <w:rPr>
+          <w:sz w:val="28"/>
+          <w:szCs w:val="28"/>
+          <w:lang w:val="pt-PT"/>
+        </w:rPr>
+      </w:r>
+      <w:r>
+        <w:rPr>
+          <w:sz w:val="28"/>
+          <w:szCs w:val="28"/>
+          <w:lang w:val="pt-PT"/>
+        </w:rPr>
+      </w:r>
+      <w:r>
+        <w:rPr>
+          <w:sz w:val="28"/>
+          <w:szCs w:val="28"/>
+          <w:lang w:val="pt-PT"/>
+        </w:rPr>
+      </w:r>
+      <w:r>
+        <w:rPr>
+          <w:sz w:val="28"/>
+          <w:szCs w:val="28"/>
+          <w:lang w:val="pt-PT"/>
+        </w:rPr>
+      </w:r>
+      <w:r>
+        <w:rPr>
+          <w:sz w:val="28"/>
+          <w:szCs w:val="28"/>
+          <w:lang w:val="pt-PT"/>
+        </w:rPr>
+      </w:r>
+      <w:r>
+        <w:rPr>
+          <w:sz w:val="28"/>
+          <w:szCs w:val="28"/>
+          <w:lang w:val="pt-PT"/>
+        </w:rPr>
+      </w:r>
+      <w:r>
+        <w:rPr>
+          <w:sz w:val="28"/>
+          <w:szCs w:val="28"/>
+          <w:lang w:val="pt-PT"/>
+        </w:rPr>
+      </w:r>
+      <w:r>
+        <w:rPr>
+          <w:sz w:val="28"/>
+          <w:szCs w:val="28"/>
+          <w:lang w:val="pt-PT"/>
+        </w:rPr>
+      </w:r>
+      <w:r>
+        <w:rPr>
+          <w:sz w:val="28"/>
+          <w:szCs w:val="28"/>
+          <w:lang w:val="pt-PT"/>
+        </w:rPr>
+      </w:r>
+      <w:r>
+        <w:rPr>
+          <w:sz w:val="28"/>
+          <w:szCs w:val="28"/>
+          <w:lang w:val="pt-PT"/>
+        </w:rPr>
+      </w:r>
+      <w:r>
+        <w:rPr>
+          <w:sz w:val="28"/>
+          <w:szCs w:val="28"/>
+          <w:lang w:val="pt-PT"/>
+        </w:rPr>
+      </w:r>
+      <w:r>
+        <w:rPr>
+          <w:sz w:val="28"/>
+          <w:szCs w:val="28"/>
+          <w:lang w:val="pt-PT"/>
+        </w:rPr>
+      </w:r>
+      <w:r>
+        <w:rPr>
+          <w:sz w:val="28"/>
+          <w:szCs w:val="28"/>
+          <w:lang w:val="pt-PT"/>
+        </w:rPr>
+      </w:r>
+      <w:r>
+        <w:rPr>
+          <w:sz w:val="28"/>
+          <w:szCs w:val="28"/>
+          <w:lang w:val="pt-PT"/>
+        </w:rPr>
+      </w:r>
+      <w:r>
+        <w:rPr>
+          <w:sz w:val="28"/>
+          <w:szCs w:val="28"/>
+          <w:lang w:val="pt-PT"/>
+        </w:rPr>
+      </w:r>
+      <w:r>
+        <w:rPr>
+          <w:sz w:val="28"/>
+          <w:szCs w:val="28"/>
+          <w:lang w:val="pt-PT"/>
+        </w:rPr>
+      </w:r>
+      <w:r>
+        <w:rPr>
+          <w:sz w:val="28"/>
+          <w:szCs w:val="28"/>
+          <w:lang w:val="pt-PT"/>
+        </w:rPr>
+      </w:r>
+      <w:r>
+        <w:rPr>
+          <w:sz w:val="28"/>
+          <w:szCs w:val="28"/>
+          <w:lang w:val="pt-PT"/>
+        </w:rPr>
+      </w:r>
+      <w:r>
+        <w:rPr>
+          <w:sz w:val="28"/>
+          <w:szCs w:val="28"/>
+          <w:lang w:val="pt-PT"/>
+        </w:rPr>
+      </w:r>
+      <w:r>
+        <w:rPr>
+          <w:sz w:val="28"/>
+          <w:szCs w:val="28"/>
+          <w:lang w:val="pt-PT"/>
+        </w:rPr>
+      </w:r>
+      <w:r>
+        <w:rPr>
+          <w:sz w:val="28"/>
+          <w:szCs w:val="28"/>
+          <w:lang w:val="pt-PT"/>
+        </w:rPr>
+      </w:r>
+      <w:r>
+        <w:rPr>
+          <w:sz w:val="28"/>
+          <w:szCs w:val="28"/>
+          <w:lang w:val="pt-PT"/>
+        </w:rPr>
+      </w:r>
+      <w:r>
+        <w:rPr>
+          <w:sz w:val="28"/>
+          <w:szCs w:val="28"/>
+          <w:lang w:val="pt-PT"/>
+        </w:rPr>
+      </w:r>
+      <w:r>
+        <w:rPr>
+          <w:sz w:val="28"/>
+          <w:szCs w:val="28"/>
+          <w:lang w:val="pt-PT"/>
+        </w:rPr>
+      </w:r>
+      <w:r>
+        <w:rPr>
+          <w:sz w:val="28"/>
+          <w:szCs w:val="28"/>
+          <w:lang w:val="pt-PT"/>
+        </w:rPr>
       </w:r>
       <w:r>
         <w:rPr>
@@ -738,79 +703,69 @@
           <w:szCs w:val="28"/>
           <w:lang w:val="vi-VN"/>
         </w:rPr>
-        <w:t xml:space="preserve">      </w:t>
-      </w:r>
-      <w:r>
-        <w:rPr>
-          <w:sz w:val="28"/>
-          <w:szCs w:val="28"/>
-          <w:lang w:val="pt-PT"/>
-        </w:rPr>
-        <w:t>/</w:t>
-      </w:r>
-      <w:r>
-        <w:rPr>
-          <w:sz w:val="28"/>
-          <w:szCs w:val="28"/>
-          <w:lang w:val="pt-PT"/>
-        </w:rPr>
-        <w:t>QĐ</w:t>
-      </w:r>
-      <w:r>
-        <w:rPr>
-          <w:sz w:val="28"/>
-          <w:szCs w:val="28"/>
-          <w:lang w:val="pt-PT"/>
-        </w:rPr>
-        <w:t>-</w:t>
-      </w:r>
-      <w:r>
-        <w:rPr>
-          <w:sz w:val="28"/>
-          <w:szCs w:val="28"/>
-          <w:lang w:val="pt-PT"/>
-        </w:rPr>
-        <w:t>YHUD</w:t>
-      </w:r>
-      <w:r>
-        <w:rPr>
-          <w:sz w:val="28"/>
-          <w:szCs w:val="28"/>
-          <w:lang w:val="pt-PT"/>
-        </w:rPr>
-        <w:t>/</w:t>
-      </w:r>
-      <w:r>
-        <w:rPr>
-          <w:sz w:val="28"/>
-          <w:szCs w:val="28"/>
-          <w:lang w:val="pt-PT"/>
-        </w:rPr>
-        <w:t>2024</w:t>
-      </w:r>
-      <w:r>
-        <w:rPr>
-          <w:sz w:val="28"/>
-          <w:szCs w:val="28"/>
-          <w:lang w:val="pt-PT"/>
-        </w:rPr>
-        <w:t xml:space="preserve">, </w:t>
-      </w:r>
-      <w:r>
-        <w:rPr>
-          <w:sz w:val="28"/>
-          <w:szCs w:val="28"/>
-          <w:lang w:val="pt-PT"/>
-        </w:rPr>
-        <w:t>ngày</w:t>
-      </w:r>
-      <w:r>
-        <w:rPr>
-          <w:sz w:val="28"/>
-          <w:szCs w:val="28"/>
-          <w:lang w:val="pt-PT"/>
-        </w:rPr>
-        <w:t xml:space="preserve"> </w:t>
+      </w:r>
+      <w:r>
+        <w:rPr>
+          <w:sz w:val="28"/>
+          <w:szCs w:val="28"/>
+          <w:lang w:val="pt-PT"/>
+        </w:rPr>
+      </w:r>
+      <w:r>
+        <w:rPr>
+          <w:sz w:val="28"/>
+          <w:szCs w:val="28"/>
+          <w:lang w:val="pt-PT"/>
+        </w:rPr>
+      </w:r>
+      <w:r>
+        <w:rPr>
+          <w:sz w:val="28"/>
+          <w:szCs w:val="28"/>
+          <w:lang w:val="pt-PT"/>
+        </w:rPr>
+      </w:r>
+      <w:r>
+        <w:rPr>
+          <w:sz w:val="28"/>
+          <w:szCs w:val="28"/>
+          <w:lang w:val="pt-PT"/>
+        </w:rPr>
+      </w:r>
+      <w:r>
+        <w:rPr>
+          <w:sz w:val="28"/>
+          <w:szCs w:val="28"/>
+          <w:lang w:val="pt-PT"/>
+        </w:rPr>
+      </w:r>
+      <w:r>
+        <w:rPr>
+          <w:sz w:val="28"/>
+          <w:szCs w:val="28"/>
+          <w:lang w:val="pt-PT"/>
+        </w:rPr>
+      </w:r>
+      <w:r>
+        <w:rPr>
+          <w:sz w:val="28"/>
+          <w:szCs w:val="28"/>
+          <w:lang w:val="pt-PT"/>
+        </w:rPr>
+      </w:r>
+      <w:r>
+        <w:rPr>
+          <w:sz w:val="28"/>
+          <w:szCs w:val="28"/>
+          <w:lang w:val="pt-PT"/>
+        </w:rPr>
+      </w:r>
+      <w:r>
+        <w:rPr>
+          <w:sz w:val="28"/>
+          <w:szCs w:val="28"/>
+          <w:lang w:val="pt-PT"/>
+        </w:rPr>
       </w:r>
       <w:r>
         <w:rPr>
@@ -818,31 +773,27 @@
           <w:szCs w:val="28"/>
           <w:lang w:val="vi-VN"/>
         </w:rPr>
-        <w:t xml:space="preserve">     </w:t>
-      </w:r>
-      <w:r>
-        <w:rPr>
-          <w:sz w:val="28"/>
-          <w:szCs w:val="28"/>
-          <w:lang w:val="pt-PT"/>
-        </w:rPr>
-        <w:t xml:space="preserve"> </w:t>
-      </w:r>
-      <w:r>
-        <w:rPr>
-          <w:sz w:val="28"/>
-          <w:szCs w:val="28"/>
-          <w:lang w:val="pt-PT"/>
-        </w:rPr>
-        <w:t>tháng</w:t>
-      </w:r>
-      <w:r>
-        <w:rPr>
-          <w:sz w:val="28"/>
-          <w:szCs w:val="28"/>
-          <w:lang w:val="pt-PT"/>
-        </w:rPr>
-        <w:t xml:space="preserve"> </w:t>
+      </w:r>
+      <w:r>
+        <w:rPr>
+          <w:sz w:val="28"/>
+          <w:szCs w:val="28"/>
+          <w:lang w:val="pt-PT"/>
+        </w:rPr>
+      </w:r>
+      <w:r>
+        <w:rPr>
+          <w:sz w:val="28"/>
+          <w:szCs w:val="28"/>
+          <w:lang w:val="pt-PT"/>
+        </w:rPr>
+      </w:r>
+      <w:r>
+        <w:rPr>
+          <w:sz w:val="28"/>
+          <w:szCs w:val="28"/>
+          <w:lang w:val="pt-PT"/>
+        </w:rPr>
       </w:r>
       <w:r>
         <w:rPr>
@@ -850,103 +801,90 @@
           <w:szCs w:val="28"/>
           <w:lang w:val="vi-VN"/>
         </w:rPr>
-        <w:t xml:space="preserve">     </w:t>
-      </w:r>
-      <w:r>
-        <w:rPr>
-          <w:sz w:val="28"/>
-          <w:szCs w:val="28"/>
-          <w:lang w:val="pt-PT"/>
-        </w:rPr>
-        <w:t xml:space="preserve"> </w:t>
-      </w:r>
-      <w:r>
-        <w:rPr>
-          <w:sz w:val="28"/>
-          <w:szCs w:val="28"/>
-          <w:lang w:val="pt-PT"/>
-        </w:rPr>
-        <w:t>năm</w:t>
-      </w:r>
-      <w:r>
-        <w:rPr>
-          <w:sz w:val="28"/>
-          <w:szCs w:val="28"/>
-          <w:lang w:val="pt-PT"/>
-        </w:rPr>
-        <w:t xml:space="preserve"> </w:t>
-      </w:r>
-      <w:r>
-        <w:rPr>
-          <w:sz w:val="28"/>
-          <w:szCs w:val="28"/>
-          <w:lang w:val="pt-PT"/>
-        </w:rPr>
-        <w:t>2024</w:t>
-      </w:r>
-      <w:r>
-        <w:rPr>
-          <w:sz w:val="28"/>
-          <w:szCs w:val="28"/>
-          <w:lang w:val="pt-PT"/>
-        </w:rPr>
-        <w:t xml:space="preserve"> </w:t>
-      </w:r>
-      <w:r>
-        <w:rPr>
-          <w:sz w:val="28"/>
-          <w:szCs w:val="28"/>
-          <w:lang w:val="pt-PT"/>
-        </w:rPr>
-        <w:t>của</w:t>
-      </w:r>
-      <w:r>
-        <w:rPr>
-          <w:sz w:val="28"/>
-          <w:szCs w:val="28"/>
-          <w:lang w:val="pt-PT"/>
-        </w:rPr>
-        <w:t xml:space="preserve"> </w:t>
-      </w:r>
-      <w:r>
-        <w:rPr>
-          <w:sz w:val="28"/>
-          <w:szCs w:val="28"/>
-          <w:lang w:val="pt-PT"/>
-        </w:rPr>
-        <w:t>Viện</w:t>
-      </w:r>
-      <w:r>
-        <w:rPr>
-          <w:sz w:val="28"/>
-          <w:szCs w:val="28"/>
-          <w:lang w:val="pt-PT"/>
-        </w:rPr>
-        <w:t xml:space="preserve"> </w:t>
-      </w:r>
-      <w:r>
-        <w:rPr>
-          <w:sz w:val="28"/>
-          <w:szCs w:val="28"/>
-          <w:lang w:val="pt-PT"/>
-        </w:rPr>
-        <w:t>trưởng</w:t>
-      </w:r>
-      <w:r>
-        <w:rPr>
-          <w:sz w:val="28"/>
-          <w:szCs w:val="28"/>
-          <w:lang w:val="pt-PT"/>
-        </w:rPr>
-        <w:t xml:space="preserve"> Viện Y học ứng dụng Việt Nam</w:t>
-      </w:r>
-      <w:r>
-        <w:rPr>
-          <w:sz w:val="28"/>
-          <w:szCs w:val="28"/>
-          <w:lang w:val="pt-PT"/>
-        </w:rPr>
-        <w:t>.</w:t>
+      </w:r>
+      <w:r>
+        <w:rPr>
+          <w:sz w:val="28"/>
+          <w:szCs w:val="28"/>
+          <w:lang w:val="pt-PT"/>
+        </w:rPr>
+      </w:r>
+      <w:r>
+        <w:rPr>
+          <w:sz w:val="28"/>
+          <w:szCs w:val="28"/>
+          <w:lang w:val="pt-PT"/>
+        </w:rPr>
+      </w:r>
+      <w:r>
+        <w:rPr>
+          <w:sz w:val="28"/>
+          <w:szCs w:val="28"/>
+          <w:lang w:val="pt-PT"/>
+        </w:rPr>
+      </w:r>
+      <w:r>
+        <w:rPr>
+          <w:sz w:val="28"/>
+          <w:szCs w:val="28"/>
+          <w:lang w:val="pt-PT"/>
+        </w:rPr>
+      </w:r>
+      <w:r>
+        <w:rPr>
+          <w:sz w:val="28"/>
+          <w:szCs w:val="28"/>
+          <w:lang w:val="pt-PT"/>
+        </w:rPr>
+      </w:r>
+      <w:r>
+        <w:rPr>
+          <w:sz w:val="28"/>
+          <w:szCs w:val="28"/>
+          <w:lang w:val="pt-PT"/>
+        </w:rPr>
+      </w:r>
+      <w:r>
+        <w:rPr>
+          <w:sz w:val="28"/>
+          <w:szCs w:val="28"/>
+          <w:lang w:val="pt-PT"/>
+        </w:rPr>
+      </w:r>
+      <w:r>
+        <w:rPr>
+          <w:sz w:val="28"/>
+          <w:szCs w:val="28"/>
+          <w:lang w:val="pt-PT"/>
+        </w:rPr>
+      </w:r>
+      <w:r>
+        <w:rPr>
+          <w:sz w:val="28"/>
+          <w:szCs w:val="28"/>
+          <w:lang w:val="pt-PT"/>
+        </w:rPr>
+      </w:r>
+      <w:r>
+        <w:rPr>
+          <w:sz w:val="28"/>
+          <w:szCs w:val="28"/>
+          <w:lang w:val="pt-PT"/>
+        </w:rPr>
+      </w:r>
+      <w:r>
+        <w:rPr>
+          <w:sz w:val="28"/>
+          <w:szCs w:val="28"/>
+          <w:lang w:val="pt-PT"/>
+        </w:rPr>
+      </w:r>
+      <w:r>
+        <w:rPr>
+          <w:sz w:val="28"/>
+          <w:szCs w:val="28"/>
+          <w:lang w:val="pt-PT"/>
+        </w:rPr>
       </w:r>
     </w:p>
     <w:p>
@@ -967,121 +905,108 @@
           <w:szCs w:val="28"/>
           <w:lang w:val="pt-PT"/>
         </w:rPr>
-        <w:t>II</w:t>
-      </w:r>
-      <w:r>
-        <w:rPr>
-          <w:b/>
-          <w:sz w:val="28"/>
-          <w:szCs w:val="28"/>
-          <w:lang w:val="pt-PT"/>
-        </w:rPr>
-        <w:t xml:space="preserve">. </w:t>
-      </w:r>
-      <w:r>
-        <w:rPr>
-          <w:b/>
-          <w:sz w:val="28"/>
-          <w:szCs w:val="28"/>
-          <w:lang w:val="pt-PT"/>
-        </w:rPr>
-        <w:t>Ngày</w:t>
-      </w:r>
-      <w:r>
-        <w:rPr>
-          <w:b/>
-          <w:sz w:val="28"/>
-          <w:szCs w:val="28"/>
-          <w:lang w:val="pt-PT"/>
-        </w:rPr>
-        <w:t xml:space="preserve"> </w:t>
-      </w:r>
-      <w:r>
-        <w:rPr>
-          <w:b/>
-          <w:sz w:val="28"/>
-          <w:szCs w:val="28"/>
-          <w:lang w:val="pt-PT"/>
-        </w:rPr>
-        <w:t>họp</w:t>
-      </w:r>
-      <w:r>
-        <w:rPr>
-          <w:b/>
-          <w:sz w:val="28"/>
-          <w:szCs w:val="28"/>
-          <w:lang w:val="pt-PT"/>
-        </w:rPr>
-        <w:t xml:space="preserve"> </w:t>
-      </w:r>
-      <w:r>
-        <w:rPr>
-          <w:b/>
-          <w:sz w:val="28"/>
-          <w:szCs w:val="28"/>
-          <w:lang w:val="pt-PT"/>
-        </w:rPr>
-        <w:t>h</w:t>
-      </w:r>
-      <w:r>
-        <w:rPr>
-          <w:b/>
-          <w:sz w:val="28"/>
-          <w:szCs w:val="28"/>
-          <w:lang w:val="pt-PT"/>
-        </w:rPr>
-        <w:t>ội</w:t>
-      </w:r>
-      <w:r>
-        <w:rPr>
-          <w:b/>
-          <w:sz w:val="28"/>
-          <w:szCs w:val="28"/>
-          <w:lang w:val="pt-PT"/>
-        </w:rPr>
-        <w:t xml:space="preserve"> </w:t>
-      </w:r>
-      <w:r>
-        <w:rPr>
-          <w:b/>
-          <w:sz w:val="28"/>
-          <w:szCs w:val="28"/>
-          <w:lang w:val="pt-PT"/>
-        </w:rPr>
-        <w:t>đồng</w:t>
-      </w:r>
-      <w:r>
-        <w:rPr>
-          <w:b/>
-          <w:sz w:val="28"/>
-          <w:szCs w:val="28"/>
-          <w:lang w:val="pt-PT"/>
-        </w:rPr>
-        <w:t>:</w:t>
-      </w:r>
-      <w:r>
-        <w:rPr>
-          <w:sz w:val="28"/>
-          <w:szCs w:val="28"/>
-          <w:lang w:val="pt-PT"/>
-        </w:rPr>
-        <w:t xml:space="preserve"> </w:t>
-      </w:r>
-      <w:r>
-        <w:rPr>
-          <w:sz w:val="28"/>
-          <w:szCs w:val="28"/>
-          <w:lang w:val="pt-PT"/>
-        </w:rPr>
-        <w:t>ngày</w:t>
-      </w:r>
-      <w:r>
-        <w:rPr>
-          <w:sz w:val="28"/>
-          <w:szCs w:val="28"/>
-          <w:lang w:val="pt-PT"/>
-        </w:rPr>
-        <w:t xml:space="preserve"> </w:t>
+        <w:t>II. Ngày họp hội đồng: ngày      tháng       năm {{NAM}}</w:t>
+      </w:r>
+      <w:r>
+        <w:rPr>
+          <w:b/>
+          <w:sz w:val="28"/>
+          <w:szCs w:val="28"/>
+          <w:lang w:val="pt-PT"/>
+        </w:rPr>
+      </w:r>
+      <w:r>
+        <w:rPr>
+          <w:b/>
+          <w:sz w:val="28"/>
+          <w:szCs w:val="28"/>
+          <w:lang w:val="pt-PT"/>
+        </w:rPr>
+      </w:r>
+      <w:r>
+        <w:rPr>
+          <w:b/>
+          <w:sz w:val="28"/>
+          <w:szCs w:val="28"/>
+          <w:lang w:val="pt-PT"/>
+        </w:rPr>
+      </w:r>
+      <w:r>
+        <w:rPr>
+          <w:b/>
+          <w:sz w:val="28"/>
+          <w:szCs w:val="28"/>
+          <w:lang w:val="pt-PT"/>
+        </w:rPr>
+      </w:r>
+      <w:r>
+        <w:rPr>
+          <w:b/>
+          <w:sz w:val="28"/>
+          <w:szCs w:val="28"/>
+          <w:lang w:val="pt-PT"/>
+        </w:rPr>
+      </w:r>
+      <w:r>
+        <w:rPr>
+          <w:b/>
+          <w:sz w:val="28"/>
+          <w:szCs w:val="28"/>
+          <w:lang w:val="pt-PT"/>
+        </w:rPr>
+      </w:r>
+      <w:r>
+        <w:rPr>
+          <w:b/>
+          <w:sz w:val="28"/>
+          <w:szCs w:val="28"/>
+          <w:lang w:val="pt-PT"/>
+        </w:rPr>
+      </w:r>
+      <w:r>
+        <w:rPr>
+          <w:b/>
+          <w:sz w:val="28"/>
+          <w:szCs w:val="28"/>
+          <w:lang w:val="pt-PT"/>
+        </w:rPr>
+      </w:r>
+      <w:r>
+        <w:rPr>
+          <w:b/>
+          <w:sz w:val="28"/>
+          <w:szCs w:val="28"/>
+          <w:lang w:val="pt-PT"/>
+        </w:rPr>
+      </w:r>
+      <w:r>
+        <w:rPr>
+          <w:b/>
+          <w:sz w:val="28"/>
+          <w:szCs w:val="28"/>
+          <w:lang w:val="pt-PT"/>
+        </w:rPr>
+      </w:r>
+      <w:r>
+        <w:rPr>
+          <w:sz w:val="28"/>
+          <w:szCs w:val="28"/>
+          <w:lang w:val="pt-PT"/>
+        </w:rPr>
+      </w:r>
+      <w:r>
+        <w:rPr>
+          <w:sz w:val="28"/>
+          <w:szCs w:val="28"/>
+          <w:lang w:val="pt-PT"/>
+        </w:rPr>
+      </w:r>
+      <w:r>
+        <w:rPr>
+          <w:sz w:val="28"/>
+          <w:szCs w:val="28"/>
+          <w:lang w:val="pt-PT"/>
+        </w:rPr>
       </w:r>
       <w:r>
         <w:rPr>
@@ -1089,7 +1014,6 @@
           <w:szCs w:val="28"/>
           <w:lang w:val="vi-VN"/>
         </w:rPr>
-        <w:t xml:space="preserve">    </w:t>
       </w:r>
       <w:r>
         <w:rPr>
@@ -1097,23 +1021,20 @@
           <w:szCs w:val="28"/>
           <w:lang w:val="vi-VN"/>
         </w:rPr>
-        <w:t xml:space="preserve"> </w:t>
-      </w:r>
-      <w:r>
-        <w:rPr>
-          <w:sz w:val="28"/>
-          <w:szCs w:val="28"/>
-          <w:lang w:val="pt-PT"/>
-        </w:rPr>
-        <w:t>tháng</w:t>
-      </w:r>
-      <w:r>
-        <w:rPr>
-          <w:sz w:val="28"/>
-          <w:szCs w:val="28"/>
-          <w:lang w:val="pt-PT"/>
-        </w:rPr>
-        <w:t xml:space="preserve"> </w:t>
+      </w:r>
+      <w:r>
+        <w:rPr>
+          <w:sz w:val="28"/>
+          <w:szCs w:val="28"/>
+          <w:lang w:val="pt-PT"/>
+        </w:rPr>
+      </w:r>
+      <w:r>
+        <w:rPr>
+          <w:sz w:val="28"/>
+          <w:szCs w:val="28"/>
+          <w:lang w:val="pt-PT"/>
+        </w:rPr>
       </w:r>
       <w:r>
         <w:rPr>
@@ -1121,7 +1042,6 @@
           <w:szCs w:val="28"/>
           <w:lang w:val="vi-VN"/>
         </w:rPr>
-        <w:t xml:space="preserve">     </w:t>
       </w:r>
       <w:r>
         <w:rPr>
@@ -1129,31 +1049,27 @@
           <w:szCs w:val="28"/>
           <w:lang w:val="vi-VN"/>
         </w:rPr>
-        <w:t xml:space="preserve"> </w:t>
-      </w:r>
-      <w:r>
-        <w:rPr>
-          <w:sz w:val="28"/>
-          <w:szCs w:val="28"/>
-          <w:lang w:val="pt-PT"/>
-        </w:rPr>
-        <w:t>năm</w:t>
-      </w:r>
-      <w:r>
-        <w:rPr>
-          <w:sz w:val="28"/>
-          <w:szCs w:val="28"/>
-          <w:lang w:val="pt-PT"/>
-        </w:rPr>
-        <w:t xml:space="preserve"> </w:t>
-      </w:r>
-      <w:r>
-        <w:rPr>
-          <w:sz w:val="28"/>
-          <w:szCs w:val="28"/>
-          <w:lang w:val="pt-PT"/>
-        </w:rPr>
-        <w:t>2024</w:t>
+      </w:r>
+      <w:r>
+        <w:rPr>
+          <w:sz w:val="28"/>
+          <w:szCs w:val="28"/>
+          <w:lang w:val="pt-PT"/>
+        </w:rPr>
+      </w:r>
+      <w:r>
+        <w:rPr>
+          <w:sz w:val="28"/>
+          <w:szCs w:val="28"/>
+          <w:lang w:val="pt-PT"/>
+        </w:rPr>
+      </w:r>
+      <w:r>
+        <w:rPr>
+          <w:sz w:val="28"/>
+          <w:szCs w:val="28"/>
+          <w:lang w:val="pt-PT"/>
+        </w:rPr>
       </w:r>
     </w:p>
     <w:p>
@@ -1179,7 +1095,7 @@
           <w:szCs w:val="28"/>
           <w:lang w:val="vi-VN"/>
         </w:rPr>
-        <w:t>Tên đề tài</w:t>
+        <w:t>Tên đề tài: {{TEN_DE_TAI}}.</w:t>
       </w:r>
       <w:r>
         <w:rPr>
@@ -1187,7 +1103,6 @@
           <w:szCs w:val="28"/>
           <w:lang w:val="vi-VN"/>
         </w:rPr>
-        <w:t xml:space="preserve">: </w:t>
       </w:r>
       <w:r>
         <w:rPr>
@@ -1196,7 +1111,6 @@
           <w:szCs w:val="28"/>
           <w:lang w:val="vi-VN"/>
         </w:rPr>
-        <w:t>Đánh giá hiệu quả sản phẩm sữa dinh dưỡng pha sẵn KUN DOCTOR COLOSTRUM lên tình trạng dinh dưỡng, miễn dịch, tiêu hóa và giấc ngủ của trẻ từ 24 đến 72 tháng tuổi</w:t>
       </w:r>
       <w:r>
         <w:rPr>
@@ -1205,7 +1119,6 @@
           <w:szCs w:val="28"/>
           <w:lang w:val="vi-VN"/>
         </w:rPr>
-        <w:t>.</w:t>
       </w:r>
     </w:p>
     <w:p>
@@ -1229,15 +1142,14 @@
           <w:szCs w:val="28"/>
           <w:lang w:val="fr-FR"/>
         </w:rPr>
-        <w:t>Chủ nhiệm</w:t>
-      </w:r>
-      <w:r>
-        <w:rPr>
-          <w:sz w:val="28"/>
-          <w:szCs w:val="28"/>
-          <w:lang w:val="fr-FR"/>
-        </w:rPr>
-        <w:t>:</w:t>
+        <w:t>Chủ nhiệm: {{CHU_NHIEM_HO_TEN}}</w:t>
+      </w:r>
+      <w:r>
+        <w:rPr>
+          <w:sz w:val="28"/>
+          <w:szCs w:val="28"/>
+          <w:lang w:val="fr-FR"/>
+        </w:rPr>
       </w:r>
       <w:r>
         <w:rPr>
@@ -1245,15 +1157,13 @@
           <w:szCs w:val="28"/>
           <w:lang w:val="vi-VN"/>
         </w:rPr>
-        <w:t xml:space="preserve"> </w:t>
-      </w:r>
-      <w:r>
-        <w:rPr>
-          <w:sz w:val="28"/>
-          <w:szCs w:val="28"/>
-          <w:lang w:val="fr-FR"/>
-        </w:rPr>
-        <w:t>Ts. Bs. Trương Hồng Sơn</w:t>
+      </w:r>
+      <w:r>
+        <w:rPr>
+          <w:sz w:val="28"/>
+          <w:szCs w:val="28"/>
+          <w:lang w:val="fr-FR"/>
+        </w:rPr>
       </w:r>
     </w:p>
     <w:p>

--- a/01. Hồ sơ đạo đức đề cương - MẪU/03. BB kiểm phiếu HĐ đạo đức.docx
+++ b/01. Hồ sơ đạo đức đề cương - MẪU/03. BB kiểm phiếu HĐ đạo đức.docx
@@ -1,6 +1,6 @@
 
 <file path=word/document.xml><?xml version="1.0" encoding="utf-8"?>
-<w:document xmlns:wpc="http://schemas.microsoft.com/office/word/2010/wordprocessingCanvas" xmlns:cx="http://schemas.microsoft.com/office/drawing/2014/chartex" xmlns:cx1="http://schemas.microsoft.com/office/drawing/2015/9/8/chartex" xmlns:cx2="http://schemas.microsoft.com/office/drawing/2015/10/21/chartex" xmlns:cx3="http://schemas.microsoft.com/office/drawing/2016/5/9/chartex" xmlns:cx4="http://schemas.microsoft.com/office/drawing/2016/5/10/chartex" xmlns:cx5="http://schemas.microsoft.com/office/drawing/2016/5/11/chartex" xmlns:cx6="http://schemas.microsoft.com/office/drawing/2016/5/12/chartex" xmlns:cx7="http://schemas.microsoft.com/office/drawing/2016/5/13/chartex" xmlns:cx8="http://schemas.microsoft.com/office/drawing/2016/5/14/chartex" xmlns:mc="http://schemas.openxmlformats.org/markup-compatibility/2006" xmlns:aink="http://schemas.microsoft.com/office/drawing/2016/ink" xmlns:am3d="http://schemas.microsoft.com/office/drawing/2017/model3d" xmlns:o="urn:schemas-microsoft-com:office:office" xmlns:oel="http://schemas.microsoft.com/office/2019/extlst" xmlns:r="http://schemas.openxmlformats.org/officeDocument/2006/relationships" xmlns:m="http://schemas.openxmlformats.org/officeDocument/2006/math" xmlns:v="urn:schemas-microsoft-com:vml" xmlns:wp14="http://schemas.microsoft.com/office/word/2010/wordprocessingDrawing" xmlns:wp="http://schemas.openxmlformats.org/drawingml/2006/wordprocessingDrawing" xmlns:w10="urn:schemas-microsoft-com:office:word" xmlns:w="http://schemas.openxmlformats.org/wordprocessingml/2006/main" xmlns:w14="http://schemas.microsoft.com/office/word/2010/wordml" xmlns:w15="http://schemas.microsoft.com/office/word/2012/wordml" xmlns:w16cex="http://schemas.microsoft.com/office/word/2018/wordml/cex" xmlns:w16cid="http://schemas.microsoft.com/office/word/2016/wordml/cid" xmlns:w16="http://schemas.microsoft.com/office/word/2018/wordml" xmlns:w16du="http://schemas.microsoft.com/office/word/2023/wordml/word16du" xmlns:w16sdtdh="http://schemas.microsoft.com/office/word/2020/wordml/sdtdatahash" xmlns:w16se="http://schemas.microsoft.com/office/word/2015/wordml/symex" xmlns:wpg="http://schemas.microsoft.com/office/word/2010/wordprocessingGroup" xmlns:wpi="http://schemas.microsoft.com/office/word/2010/wordprocessingInk" xmlns:wne="http://schemas.microsoft.com/office/word/2006/wordml" xmlns:wps="http://schemas.microsoft.com/office/word/2010/wordprocessingShape" mc:Ignorable="w14 w15 w16se w16cid w16 w16cex w16sdtdh w16du wp14">
+<w:document xmlns:wpc="http://schemas.microsoft.com/office/word/2010/wordprocessingCanvas" xmlns:cx="http://schemas.microsoft.com/office/drawing/2014/chartex" xmlns:cx1="http://schemas.microsoft.com/office/drawing/2015/9/8/chartex" xmlns:cx2="http://schemas.microsoft.com/office/drawing/2015/10/21/chartex" xmlns:cx3="http://schemas.microsoft.com/office/drawing/2016/5/9/chartex" xmlns:cx4="http://schemas.microsoft.com/office/drawing/2016/5/10/chartex" xmlns:cx5="http://schemas.microsoft.com/office/drawing/2016/5/11/chartex" xmlns:cx6="http://schemas.microsoft.com/office/drawing/2016/5/12/chartex" xmlns:cx7="http://schemas.microsoft.com/office/drawing/2016/5/13/chartex" xmlns:cx8="http://schemas.microsoft.com/office/drawing/2016/5/14/chartex" xmlns:mc="http://schemas.openxmlformats.org/markup-compatibility/2006" xmlns:aink="http://schemas.microsoft.com/office/drawing/2016/ink" xmlns:am3d="http://schemas.microsoft.com/office/drawing/2017/model3d" xmlns:o="urn:schemas-microsoft-com:office:office" xmlns:oel="http://schemas.microsoft.com/office/2019/extlst" xmlns:r="http://schemas.openxmlformats.org/officeDocument/2006/relationships" xmlns:m="http://schemas.openxmlformats.org/officeDocument/2006/math" xmlns:v="urn:schemas-microsoft-com:vml" xmlns:wp14="http://schemas.microsoft.com/office/word/2010/wordprocessingDrawing" xmlns:wp="http://schemas.openxmlformats.org/drawingml/2006/wordprocessingDrawing" xmlns:w10="urn:schemas-microsoft-com:office:word" xmlns:w="http://schemas.openxmlformats.org/wordprocessingml/2006/main" xmlns:w14="http://schemas.microsoft.com/office/word/2010/wordml" xmlns:w15="http://schemas.microsoft.com/office/word/2012/wordml" xmlns:w16cex="http://schemas.microsoft.com/office/word/2018/wordml/cex" xmlns:w16cid="http://schemas.microsoft.com/office/word/2016/wordml/cid" xmlns:w16="http://schemas.microsoft.com/office/word/2018/wordml" xmlns:w16du="http://schemas.microsoft.com/office/word/2023/wordml/word16du" xmlns:w16sdtdh="http://schemas.microsoft.com/office/word/2020/wordml/sdtdatahash" xmlns:w16sdtfl="http://schemas.microsoft.com/office/word/2024/wordml/sdtformatlock" xmlns:w16se="http://schemas.microsoft.com/office/word/2015/wordml/symex" xmlns:wpg="http://schemas.microsoft.com/office/word/2010/wordprocessingGroup" xmlns:wpi="http://schemas.microsoft.com/office/word/2010/wordprocessingInk" xmlns:wne="http://schemas.microsoft.com/office/word/2006/wordml" xmlns:wps="http://schemas.microsoft.com/office/word/2010/wordprocessingShape" mc:Ignorable="w14 w15 w16se w16cid w16 w16cex w16sdtdh w16sdtfl w16du wp14">
   <w:body>
     <w:tbl>
       <w:tblPr>
@@ -444,258 +444,293 @@
           <w:szCs w:val="28"/>
           <w:lang w:val="pt-PT"/>
         </w:rPr>
-        <w:t>I. Hội đồng Đạo đức xét duyệt Hồ sơ đạo đức đề tài cấp cơ sở được thành lập theo quyết định số       /QĐ-YHUD/{{NAM}}, ngày       tháng       năm {{NAM}} của Viện trưởng Viện Y học ứng dụng Việt Nam.</w:t>
-      </w:r>
-      <w:r>
-        <w:rPr>
-          <w:b/>
-          <w:sz w:val="28"/>
-          <w:szCs w:val="28"/>
-          <w:lang w:val="pt-PT"/>
-        </w:rPr>
-      </w:r>
-      <w:r>
-        <w:rPr>
-          <w:b/>
-          <w:sz w:val="28"/>
-          <w:szCs w:val="28"/>
-          <w:lang w:val="pt-PT"/>
-        </w:rPr>
-      </w:r>
-      <w:r>
-        <w:rPr>
-          <w:b/>
-          <w:sz w:val="28"/>
-          <w:szCs w:val="28"/>
-          <w:lang w:val="pt-PT"/>
-        </w:rPr>
-      </w:r>
-      <w:r>
-        <w:rPr>
-          <w:b/>
-          <w:sz w:val="28"/>
-          <w:szCs w:val="28"/>
-          <w:lang w:val="pt-PT"/>
-        </w:rPr>
-      </w:r>
-      <w:r>
-        <w:rPr>
-          <w:b/>
-          <w:sz w:val="28"/>
-          <w:szCs w:val="28"/>
-          <w:lang w:val="pt-PT"/>
-        </w:rPr>
-      </w:r>
-      <w:r>
-        <w:rPr>
-          <w:b/>
-          <w:sz w:val="28"/>
-          <w:szCs w:val="28"/>
-          <w:lang w:val="pt-PT"/>
-        </w:rPr>
-      </w:r>
-      <w:r>
-        <w:rPr>
-          <w:sz w:val="28"/>
-          <w:szCs w:val="28"/>
-          <w:lang w:val="pt-PT"/>
-        </w:rPr>
-      </w:r>
-      <w:r>
-        <w:rPr>
-          <w:sz w:val="28"/>
-          <w:szCs w:val="28"/>
-          <w:lang w:val="pt-PT"/>
-        </w:rPr>
-      </w:r>
-      <w:r>
-        <w:rPr>
-          <w:sz w:val="28"/>
-          <w:szCs w:val="28"/>
-          <w:lang w:val="pt-PT"/>
-        </w:rPr>
-      </w:r>
-      <w:r>
-        <w:rPr>
-          <w:sz w:val="28"/>
-          <w:szCs w:val="28"/>
-          <w:lang w:val="pt-PT"/>
-        </w:rPr>
-      </w:r>
-      <w:r>
-        <w:rPr>
-          <w:sz w:val="28"/>
-          <w:szCs w:val="28"/>
-          <w:lang w:val="pt-PT"/>
-        </w:rPr>
-      </w:r>
-      <w:r>
-        <w:rPr>
-          <w:sz w:val="28"/>
-          <w:szCs w:val="28"/>
-          <w:lang w:val="pt-PT"/>
-        </w:rPr>
-      </w:r>
-      <w:r>
-        <w:rPr>
-          <w:sz w:val="28"/>
-          <w:szCs w:val="28"/>
-          <w:lang w:val="pt-PT"/>
-        </w:rPr>
-      </w:r>
-      <w:r>
-        <w:rPr>
-          <w:sz w:val="28"/>
-          <w:szCs w:val="28"/>
-          <w:lang w:val="pt-PT"/>
-        </w:rPr>
-      </w:r>
-      <w:r>
-        <w:rPr>
-          <w:sz w:val="28"/>
-          <w:szCs w:val="28"/>
-          <w:lang w:val="pt-PT"/>
-        </w:rPr>
-      </w:r>
-      <w:r>
-        <w:rPr>
-          <w:sz w:val="28"/>
-          <w:szCs w:val="28"/>
-          <w:lang w:val="pt-PT"/>
-        </w:rPr>
-      </w:r>
-      <w:r>
-        <w:rPr>
-          <w:sz w:val="28"/>
-          <w:szCs w:val="28"/>
-          <w:lang w:val="pt-PT"/>
-        </w:rPr>
-      </w:r>
-      <w:r>
-        <w:rPr>
-          <w:sz w:val="28"/>
-          <w:szCs w:val="28"/>
-          <w:lang w:val="pt-PT"/>
-        </w:rPr>
-      </w:r>
-      <w:r>
-        <w:rPr>
-          <w:sz w:val="28"/>
-          <w:szCs w:val="28"/>
-          <w:lang w:val="pt-PT"/>
-        </w:rPr>
-      </w:r>
-      <w:r>
-        <w:rPr>
-          <w:sz w:val="28"/>
-          <w:szCs w:val="28"/>
-          <w:lang w:val="pt-PT"/>
-        </w:rPr>
-      </w:r>
-      <w:r>
-        <w:rPr>
-          <w:sz w:val="28"/>
-          <w:szCs w:val="28"/>
-          <w:lang w:val="pt-PT"/>
-        </w:rPr>
-      </w:r>
-      <w:r>
-        <w:rPr>
-          <w:sz w:val="28"/>
-          <w:szCs w:val="28"/>
-          <w:lang w:val="pt-PT"/>
-        </w:rPr>
-      </w:r>
-      <w:r>
-        <w:rPr>
-          <w:sz w:val="28"/>
-          <w:szCs w:val="28"/>
-          <w:lang w:val="pt-PT"/>
-        </w:rPr>
-      </w:r>
-      <w:r>
-        <w:rPr>
-          <w:sz w:val="28"/>
-          <w:szCs w:val="28"/>
-          <w:lang w:val="pt-PT"/>
-        </w:rPr>
-      </w:r>
-      <w:r>
-        <w:rPr>
-          <w:sz w:val="28"/>
-          <w:szCs w:val="28"/>
-          <w:lang w:val="pt-PT"/>
-        </w:rPr>
-      </w:r>
-      <w:r>
-        <w:rPr>
-          <w:sz w:val="28"/>
-          <w:szCs w:val="28"/>
-          <w:lang w:val="pt-PT"/>
-        </w:rPr>
-      </w:r>
-      <w:r>
-        <w:rPr>
-          <w:sz w:val="28"/>
-          <w:szCs w:val="28"/>
-          <w:lang w:val="pt-PT"/>
-        </w:rPr>
-      </w:r>
-      <w:r>
-        <w:rPr>
-          <w:sz w:val="28"/>
-          <w:szCs w:val="28"/>
-          <w:lang w:val="pt-PT"/>
-        </w:rPr>
-      </w:r>
-      <w:r>
-        <w:rPr>
-          <w:sz w:val="28"/>
-          <w:szCs w:val="28"/>
-          <w:lang w:val="pt-PT"/>
-        </w:rPr>
-      </w:r>
-      <w:r>
-        <w:rPr>
-          <w:sz w:val="28"/>
-          <w:szCs w:val="28"/>
-          <w:lang w:val="pt-PT"/>
-        </w:rPr>
-      </w:r>
-      <w:r>
-        <w:rPr>
-          <w:sz w:val="28"/>
-          <w:szCs w:val="28"/>
-          <w:lang w:val="pt-PT"/>
-        </w:rPr>
-      </w:r>
-      <w:r>
-        <w:rPr>
-          <w:sz w:val="28"/>
-          <w:szCs w:val="28"/>
-          <w:lang w:val="pt-PT"/>
-        </w:rPr>
-      </w:r>
-      <w:r>
-        <w:rPr>
-          <w:sz w:val="28"/>
-          <w:szCs w:val="28"/>
-          <w:lang w:val="pt-PT"/>
-        </w:rPr>
-      </w:r>
-      <w:r>
-        <w:rPr>
-          <w:sz w:val="28"/>
-          <w:szCs w:val="28"/>
-          <w:lang w:val="pt-PT"/>
-        </w:rPr>
-      </w:r>
-      <w:r>
-        <w:rPr>
-          <w:sz w:val="28"/>
-          <w:szCs w:val="28"/>
-          <w:lang w:val="pt-PT"/>
-        </w:rPr>
+        <w:t>I</w:t>
+      </w:r>
+      <w:r>
+        <w:rPr>
+          <w:b/>
+          <w:sz w:val="28"/>
+          <w:szCs w:val="28"/>
+          <w:lang w:val="pt-PT"/>
+        </w:rPr>
+        <w:t xml:space="preserve">. </w:t>
+      </w:r>
+      <w:r>
+        <w:rPr>
+          <w:b/>
+          <w:sz w:val="28"/>
+          <w:szCs w:val="28"/>
+          <w:lang w:val="pt-PT"/>
+        </w:rPr>
+        <w:t>Hội</w:t>
+      </w:r>
+      <w:r>
+        <w:rPr>
+          <w:b/>
+          <w:sz w:val="28"/>
+          <w:szCs w:val="28"/>
+          <w:lang w:val="pt-PT"/>
+        </w:rPr>
+        <w:t xml:space="preserve"> </w:t>
+      </w:r>
+      <w:r>
+        <w:rPr>
+          <w:b/>
+          <w:sz w:val="28"/>
+          <w:szCs w:val="28"/>
+          <w:lang w:val="pt-PT"/>
+        </w:rPr>
+        <w:t>đồng</w:t>
+      </w:r>
+      <w:r>
+        <w:rPr>
+          <w:b/>
+          <w:sz w:val="28"/>
+          <w:szCs w:val="28"/>
+          <w:lang w:val="pt-PT"/>
+        </w:rPr>
+        <w:t xml:space="preserve"> Đạo đức</w:t>
+      </w:r>
+      <w:r>
+        <w:rPr>
+          <w:b/>
+          <w:sz w:val="28"/>
+          <w:szCs w:val="28"/>
+          <w:lang w:val="pt-PT"/>
+        </w:rPr>
+        <w:t xml:space="preserve"> </w:t>
+      </w:r>
+      <w:r>
+        <w:rPr>
+          <w:sz w:val="28"/>
+          <w:szCs w:val="28"/>
+          <w:lang w:val="pt-PT"/>
+        </w:rPr>
+        <w:t>xét duyệt</w:t>
+      </w:r>
+      <w:r>
+        <w:rPr>
+          <w:sz w:val="28"/>
+          <w:szCs w:val="28"/>
+          <w:lang w:val="pt-PT"/>
+        </w:rPr>
+        <w:t xml:space="preserve"> </w:t>
+      </w:r>
+      <w:r>
+        <w:rPr>
+          <w:sz w:val="28"/>
+          <w:szCs w:val="28"/>
+          <w:lang w:val="pt-PT"/>
+        </w:rPr>
+        <w:t xml:space="preserve">Hồ sơ đạo đức </w:t>
+      </w:r>
+      <w:r>
+        <w:rPr>
+          <w:sz w:val="28"/>
+          <w:szCs w:val="28"/>
+          <w:lang w:val="pt-PT"/>
+        </w:rPr>
+        <w:t>đề</w:t>
+      </w:r>
+      <w:r>
+        <w:rPr>
+          <w:sz w:val="28"/>
+          <w:szCs w:val="28"/>
+          <w:lang w:val="pt-PT"/>
+        </w:rPr>
+        <w:t xml:space="preserve"> </w:t>
+      </w:r>
+      <w:r>
+        <w:rPr>
+          <w:sz w:val="28"/>
+          <w:szCs w:val="28"/>
+          <w:lang w:val="pt-PT"/>
+        </w:rPr>
+        <w:t>tài</w:t>
+      </w:r>
+      <w:r>
+        <w:rPr>
+          <w:sz w:val="28"/>
+          <w:szCs w:val="28"/>
+          <w:lang w:val="pt-PT"/>
+        </w:rPr>
+        <w:t xml:space="preserve"> </w:t>
+      </w:r>
+      <w:r>
+        <w:rPr>
+          <w:sz w:val="28"/>
+          <w:szCs w:val="28"/>
+          <w:lang w:val="pt-PT"/>
+        </w:rPr>
+        <w:t>cấp</w:t>
+      </w:r>
+      <w:r>
+        <w:rPr>
+          <w:sz w:val="28"/>
+          <w:szCs w:val="28"/>
+          <w:lang w:val="pt-PT"/>
+        </w:rPr>
+        <w:t xml:space="preserve"> </w:t>
+      </w:r>
+      <w:r>
+        <w:rPr>
+          <w:sz w:val="28"/>
+          <w:szCs w:val="28"/>
+          <w:lang w:val="pt-PT"/>
+        </w:rPr>
+        <w:t>cơ</w:t>
+      </w:r>
+      <w:r>
+        <w:rPr>
+          <w:sz w:val="28"/>
+          <w:szCs w:val="28"/>
+          <w:lang w:val="pt-PT"/>
+        </w:rPr>
+        <w:t xml:space="preserve"> </w:t>
+      </w:r>
+      <w:r>
+        <w:rPr>
+          <w:sz w:val="28"/>
+          <w:szCs w:val="28"/>
+          <w:lang w:val="pt-PT"/>
+        </w:rPr>
+        <w:t>sở</w:t>
+      </w:r>
+      <w:r>
+        <w:rPr>
+          <w:sz w:val="28"/>
+          <w:szCs w:val="28"/>
+          <w:lang w:val="pt-PT"/>
+        </w:rPr>
+        <w:t xml:space="preserve"> </w:t>
+      </w:r>
+      <w:r>
+        <w:rPr>
+          <w:sz w:val="28"/>
+          <w:szCs w:val="28"/>
+          <w:lang w:val="pt-PT"/>
+        </w:rPr>
+        <w:t>đư</w:t>
+      </w:r>
+      <w:r>
+        <w:rPr>
+          <w:sz w:val="28"/>
+          <w:szCs w:val="28"/>
+          <w:lang w:val="pt-PT"/>
+        </w:rPr>
+        <w:softHyphen/>
+      </w:r>
+      <w:r>
+        <w:rPr>
+          <w:sz w:val="28"/>
+          <w:szCs w:val="28"/>
+          <w:lang w:val="pt-PT"/>
+        </w:rPr>
+        <w:t>ợc</w:t>
+      </w:r>
+      <w:r>
+        <w:rPr>
+          <w:sz w:val="28"/>
+          <w:szCs w:val="28"/>
+          <w:lang w:val="pt-PT"/>
+        </w:rPr>
+        <w:t xml:space="preserve"> </w:t>
+      </w:r>
+      <w:r>
+        <w:rPr>
+          <w:sz w:val="28"/>
+          <w:szCs w:val="28"/>
+          <w:lang w:val="pt-PT"/>
+        </w:rPr>
+        <w:t>thành</w:t>
+      </w:r>
+      <w:r>
+        <w:rPr>
+          <w:sz w:val="28"/>
+          <w:szCs w:val="28"/>
+          <w:lang w:val="pt-PT"/>
+        </w:rPr>
+        <w:t xml:space="preserve"> </w:t>
+      </w:r>
+      <w:r>
+        <w:rPr>
+          <w:sz w:val="28"/>
+          <w:szCs w:val="28"/>
+          <w:lang w:val="pt-PT"/>
+        </w:rPr>
+        <w:t>lập</w:t>
+      </w:r>
+      <w:r>
+        <w:rPr>
+          <w:sz w:val="28"/>
+          <w:szCs w:val="28"/>
+          <w:lang w:val="pt-PT"/>
+        </w:rPr>
+        <w:t xml:space="preserve"> </w:t>
+      </w:r>
+      <w:r>
+        <w:rPr>
+          <w:sz w:val="28"/>
+          <w:szCs w:val="28"/>
+          <w:lang w:val="pt-PT"/>
+        </w:rPr>
+        <w:t>theo</w:t>
+      </w:r>
+      <w:r>
+        <w:rPr>
+          <w:sz w:val="28"/>
+          <w:szCs w:val="28"/>
+          <w:lang w:val="pt-PT"/>
+        </w:rPr>
+        <w:t xml:space="preserve"> </w:t>
+      </w:r>
+      <w:r>
+        <w:rPr>
+          <w:sz w:val="28"/>
+          <w:szCs w:val="28"/>
+          <w:lang w:val="pt-PT"/>
+        </w:rPr>
+        <w:t>quyết</w:t>
+      </w:r>
+      <w:r>
+        <w:rPr>
+          <w:sz w:val="28"/>
+          <w:szCs w:val="28"/>
+          <w:lang w:val="pt-PT"/>
+        </w:rPr>
+        <w:t xml:space="preserve"> </w:t>
+      </w:r>
+      <w:r>
+        <w:rPr>
+          <w:sz w:val="28"/>
+          <w:szCs w:val="28"/>
+          <w:lang w:val="pt-PT"/>
+        </w:rPr>
+        <w:t>định</w:t>
+      </w:r>
+      <w:r>
+        <w:rPr>
+          <w:sz w:val="28"/>
+          <w:szCs w:val="28"/>
+          <w:lang w:val="pt-PT"/>
+        </w:rPr>
+        <w:t xml:space="preserve"> </w:t>
+      </w:r>
+      <w:r>
+        <w:rPr>
+          <w:sz w:val="28"/>
+          <w:szCs w:val="28"/>
+          <w:lang w:val="pt-PT"/>
+        </w:rPr>
+        <w:t>số</w:t>
+      </w:r>
+      <w:r>
+        <w:rPr>
+          <w:sz w:val="28"/>
+          <w:szCs w:val="28"/>
+          <w:lang w:val="pt-PT"/>
+        </w:rPr>
+        <w:t xml:space="preserve"> </w:t>
       </w:r>
       <w:r>
         <w:rPr>
@@ -703,69 +738,79 @@
           <w:szCs w:val="28"/>
           <w:lang w:val="vi-VN"/>
         </w:rPr>
-      </w:r>
-      <w:r>
-        <w:rPr>
-          <w:sz w:val="28"/>
-          <w:szCs w:val="28"/>
-          <w:lang w:val="pt-PT"/>
-        </w:rPr>
-      </w:r>
-      <w:r>
-        <w:rPr>
-          <w:sz w:val="28"/>
-          <w:szCs w:val="28"/>
-          <w:lang w:val="pt-PT"/>
-        </w:rPr>
-      </w:r>
-      <w:r>
-        <w:rPr>
-          <w:sz w:val="28"/>
-          <w:szCs w:val="28"/>
-          <w:lang w:val="pt-PT"/>
-        </w:rPr>
-      </w:r>
-      <w:r>
-        <w:rPr>
-          <w:sz w:val="28"/>
-          <w:szCs w:val="28"/>
-          <w:lang w:val="pt-PT"/>
-        </w:rPr>
-      </w:r>
-      <w:r>
-        <w:rPr>
-          <w:sz w:val="28"/>
-          <w:szCs w:val="28"/>
-          <w:lang w:val="pt-PT"/>
-        </w:rPr>
-      </w:r>
-      <w:r>
-        <w:rPr>
-          <w:sz w:val="28"/>
-          <w:szCs w:val="28"/>
-          <w:lang w:val="pt-PT"/>
-        </w:rPr>
-      </w:r>
-      <w:r>
-        <w:rPr>
-          <w:sz w:val="28"/>
-          <w:szCs w:val="28"/>
-          <w:lang w:val="pt-PT"/>
-        </w:rPr>
-      </w:r>
-      <w:r>
-        <w:rPr>
-          <w:sz w:val="28"/>
-          <w:szCs w:val="28"/>
-          <w:lang w:val="pt-PT"/>
-        </w:rPr>
-      </w:r>
-      <w:r>
-        <w:rPr>
-          <w:sz w:val="28"/>
-          <w:szCs w:val="28"/>
-          <w:lang w:val="pt-PT"/>
-        </w:rPr>
+        <w:t xml:space="preserve">      </w:t>
+      </w:r>
+      <w:r>
+        <w:rPr>
+          <w:sz w:val="28"/>
+          <w:szCs w:val="28"/>
+          <w:lang w:val="pt-PT"/>
+        </w:rPr>
+        <w:t>/</w:t>
+      </w:r>
+      <w:r>
+        <w:rPr>
+          <w:sz w:val="28"/>
+          <w:szCs w:val="28"/>
+          <w:lang w:val="pt-PT"/>
+        </w:rPr>
+        <w:t>QĐ</w:t>
+      </w:r>
+      <w:r>
+        <w:rPr>
+          <w:sz w:val="28"/>
+          <w:szCs w:val="28"/>
+          <w:lang w:val="pt-PT"/>
+        </w:rPr>
+        <w:t>-</w:t>
+      </w:r>
+      <w:r>
+        <w:rPr>
+          <w:sz w:val="28"/>
+          <w:szCs w:val="28"/>
+          <w:lang w:val="pt-PT"/>
+        </w:rPr>
+        <w:t>YHUD</w:t>
+      </w:r>
+      <w:r>
+        <w:rPr>
+          <w:sz w:val="28"/>
+          <w:szCs w:val="28"/>
+          <w:lang w:val="pt-PT"/>
+        </w:rPr>
+        <w:t>/</w:t>
+      </w:r>
+      <w:r>
+        <w:rPr>
+          <w:sz w:val="28"/>
+          <w:szCs w:val="28"/>
+          <w:lang w:val="pt-PT"/>
+        </w:rPr>
+        <w:t>{{NAM}}</w:t>
+      </w:r>
+      <w:r>
+        <w:rPr>
+          <w:sz w:val="28"/>
+          <w:szCs w:val="28"/>
+          <w:lang w:val="pt-PT"/>
+        </w:rPr>
+        <w:t xml:space="preserve">, </w:t>
+      </w:r>
+      <w:r>
+        <w:rPr>
+          <w:sz w:val="28"/>
+          <w:szCs w:val="28"/>
+          <w:lang w:val="pt-PT"/>
+        </w:rPr>
+        <w:t>ngày</w:t>
+      </w:r>
+      <w:r>
+        <w:rPr>
+          <w:sz w:val="28"/>
+          <w:szCs w:val="28"/>
+          <w:lang w:val="pt-PT"/>
+        </w:rPr>
+        <w:t xml:space="preserve"> </w:t>
       </w:r>
       <w:r>
         <w:rPr>
@@ -773,27 +818,31 @@
           <w:szCs w:val="28"/>
           <w:lang w:val="vi-VN"/>
         </w:rPr>
-      </w:r>
-      <w:r>
-        <w:rPr>
-          <w:sz w:val="28"/>
-          <w:szCs w:val="28"/>
-          <w:lang w:val="pt-PT"/>
-        </w:rPr>
-      </w:r>
-      <w:r>
-        <w:rPr>
-          <w:sz w:val="28"/>
-          <w:szCs w:val="28"/>
-          <w:lang w:val="pt-PT"/>
-        </w:rPr>
-      </w:r>
-      <w:r>
-        <w:rPr>
-          <w:sz w:val="28"/>
-          <w:szCs w:val="28"/>
-          <w:lang w:val="pt-PT"/>
-        </w:rPr>
+        <w:t xml:space="preserve">     </w:t>
+      </w:r>
+      <w:r>
+        <w:rPr>
+          <w:sz w:val="28"/>
+          <w:szCs w:val="28"/>
+          <w:lang w:val="pt-PT"/>
+        </w:rPr>
+        <w:t xml:space="preserve"> </w:t>
+      </w:r>
+      <w:r>
+        <w:rPr>
+          <w:sz w:val="28"/>
+          <w:szCs w:val="28"/>
+          <w:lang w:val="pt-PT"/>
+        </w:rPr>
+        <w:t>tháng</w:t>
+      </w:r>
+      <w:r>
+        <w:rPr>
+          <w:sz w:val="28"/>
+          <w:szCs w:val="28"/>
+          <w:lang w:val="pt-PT"/>
+        </w:rPr>
+        <w:t xml:space="preserve"> </w:t>
       </w:r>
       <w:r>
         <w:rPr>
@@ -801,90 +850,103 @@
           <w:szCs w:val="28"/>
           <w:lang w:val="vi-VN"/>
         </w:rPr>
-      </w:r>
-      <w:r>
-        <w:rPr>
-          <w:sz w:val="28"/>
-          <w:szCs w:val="28"/>
-          <w:lang w:val="pt-PT"/>
-        </w:rPr>
-      </w:r>
-      <w:r>
-        <w:rPr>
-          <w:sz w:val="28"/>
-          <w:szCs w:val="28"/>
-          <w:lang w:val="pt-PT"/>
-        </w:rPr>
-      </w:r>
-      <w:r>
-        <w:rPr>
-          <w:sz w:val="28"/>
-          <w:szCs w:val="28"/>
-          <w:lang w:val="pt-PT"/>
-        </w:rPr>
-      </w:r>
-      <w:r>
-        <w:rPr>
-          <w:sz w:val="28"/>
-          <w:szCs w:val="28"/>
-          <w:lang w:val="pt-PT"/>
-        </w:rPr>
-      </w:r>
-      <w:r>
-        <w:rPr>
-          <w:sz w:val="28"/>
-          <w:szCs w:val="28"/>
-          <w:lang w:val="pt-PT"/>
-        </w:rPr>
-      </w:r>
-      <w:r>
-        <w:rPr>
-          <w:sz w:val="28"/>
-          <w:szCs w:val="28"/>
-          <w:lang w:val="pt-PT"/>
-        </w:rPr>
-      </w:r>
-      <w:r>
-        <w:rPr>
-          <w:sz w:val="28"/>
-          <w:szCs w:val="28"/>
-          <w:lang w:val="pt-PT"/>
-        </w:rPr>
-      </w:r>
-      <w:r>
-        <w:rPr>
-          <w:sz w:val="28"/>
-          <w:szCs w:val="28"/>
-          <w:lang w:val="pt-PT"/>
-        </w:rPr>
-      </w:r>
-      <w:r>
-        <w:rPr>
-          <w:sz w:val="28"/>
-          <w:szCs w:val="28"/>
-          <w:lang w:val="pt-PT"/>
-        </w:rPr>
-      </w:r>
-      <w:r>
-        <w:rPr>
-          <w:sz w:val="28"/>
-          <w:szCs w:val="28"/>
-          <w:lang w:val="pt-PT"/>
-        </w:rPr>
-      </w:r>
-      <w:r>
-        <w:rPr>
-          <w:sz w:val="28"/>
-          <w:szCs w:val="28"/>
-          <w:lang w:val="pt-PT"/>
-        </w:rPr>
-      </w:r>
-      <w:r>
-        <w:rPr>
-          <w:sz w:val="28"/>
-          <w:szCs w:val="28"/>
-          <w:lang w:val="pt-PT"/>
-        </w:rPr>
+        <w:t xml:space="preserve">     </w:t>
+      </w:r>
+      <w:r>
+        <w:rPr>
+          <w:sz w:val="28"/>
+          <w:szCs w:val="28"/>
+          <w:lang w:val="pt-PT"/>
+        </w:rPr>
+        <w:t xml:space="preserve"> </w:t>
+      </w:r>
+      <w:r>
+        <w:rPr>
+          <w:sz w:val="28"/>
+          <w:szCs w:val="28"/>
+          <w:lang w:val="pt-PT"/>
+        </w:rPr>
+        <w:t>năm</w:t>
+      </w:r>
+      <w:r>
+        <w:rPr>
+          <w:sz w:val="28"/>
+          <w:szCs w:val="28"/>
+          <w:lang w:val="pt-PT"/>
+        </w:rPr>
+        <w:t xml:space="preserve"> </w:t>
+      </w:r>
+      <w:r>
+        <w:rPr>
+          <w:sz w:val="28"/>
+          <w:szCs w:val="28"/>
+          <w:lang w:val="pt-PT"/>
+        </w:rPr>
+        <w:t>{{NAM}}</w:t>
+      </w:r>
+      <w:r>
+        <w:rPr>
+          <w:sz w:val="28"/>
+          <w:szCs w:val="28"/>
+          <w:lang w:val="pt-PT"/>
+        </w:rPr>
+        <w:t xml:space="preserve"> </w:t>
+      </w:r>
+      <w:r>
+        <w:rPr>
+          <w:sz w:val="28"/>
+          <w:szCs w:val="28"/>
+          <w:lang w:val="pt-PT"/>
+        </w:rPr>
+        <w:t>của</w:t>
+      </w:r>
+      <w:r>
+        <w:rPr>
+          <w:sz w:val="28"/>
+          <w:szCs w:val="28"/>
+          <w:lang w:val="pt-PT"/>
+        </w:rPr>
+        <w:t xml:space="preserve"> </w:t>
+      </w:r>
+      <w:r>
+        <w:rPr>
+          <w:sz w:val="28"/>
+          <w:szCs w:val="28"/>
+          <w:lang w:val="pt-PT"/>
+        </w:rPr>
+        <w:t>Viện</w:t>
+      </w:r>
+      <w:r>
+        <w:rPr>
+          <w:sz w:val="28"/>
+          <w:szCs w:val="28"/>
+          <w:lang w:val="pt-PT"/>
+        </w:rPr>
+        <w:t xml:space="preserve"> </w:t>
+      </w:r>
+      <w:r>
+        <w:rPr>
+          <w:sz w:val="28"/>
+          <w:szCs w:val="28"/>
+          <w:lang w:val="pt-PT"/>
+        </w:rPr>
+        <w:t>trưởng</w:t>
+      </w:r>
+      <w:r>
+        <w:rPr>
+          <w:sz w:val="28"/>
+          <w:szCs w:val="28"/>
+          <w:lang w:val="pt-PT"/>
+        </w:rPr>
+        <w:t xml:space="preserve"> Viện Y học ứng dụng Việt Nam</w:t>
+      </w:r>
+      <w:r>
+        <w:rPr>
+          <w:sz w:val="28"/>
+          <w:szCs w:val="28"/>
+          <w:lang w:val="pt-PT"/>
+        </w:rPr>
+        <w:t>.</w:t>
       </w:r>
     </w:p>
     <w:p>
@@ -905,108 +967,121 @@
           <w:szCs w:val="28"/>
           <w:lang w:val="pt-PT"/>
         </w:rPr>
-        <w:t>II. Ngày họp hội đồng: ngày      tháng       năm {{NAM}}</w:t>
-      </w:r>
-      <w:r>
-        <w:rPr>
-          <w:b/>
-          <w:sz w:val="28"/>
-          <w:szCs w:val="28"/>
-          <w:lang w:val="pt-PT"/>
-        </w:rPr>
-      </w:r>
-      <w:r>
-        <w:rPr>
-          <w:b/>
-          <w:sz w:val="28"/>
-          <w:szCs w:val="28"/>
-          <w:lang w:val="pt-PT"/>
-        </w:rPr>
-      </w:r>
-      <w:r>
-        <w:rPr>
-          <w:b/>
-          <w:sz w:val="28"/>
-          <w:szCs w:val="28"/>
-          <w:lang w:val="pt-PT"/>
-        </w:rPr>
-      </w:r>
-      <w:r>
-        <w:rPr>
-          <w:b/>
-          <w:sz w:val="28"/>
-          <w:szCs w:val="28"/>
-          <w:lang w:val="pt-PT"/>
-        </w:rPr>
-      </w:r>
-      <w:r>
-        <w:rPr>
-          <w:b/>
-          <w:sz w:val="28"/>
-          <w:szCs w:val="28"/>
-          <w:lang w:val="pt-PT"/>
-        </w:rPr>
-      </w:r>
-      <w:r>
-        <w:rPr>
-          <w:b/>
-          <w:sz w:val="28"/>
-          <w:szCs w:val="28"/>
-          <w:lang w:val="pt-PT"/>
-        </w:rPr>
-      </w:r>
-      <w:r>
-        <w:rPr>
-          <w:b/>
-          <w:sz w:val="28"/>
-          <w:szCs w:val="28"/>
-          <w:lang w:val="pt-PT"/>
-        </w:rPr>
-      </w:r>
-      <w:r>
-        <w:rPr>
-          <w:b/>
-          <w:sz w:val="28"/>
-          <w:szCs w:val="28"/>
-          <w:lang w:val="pt-PT"/>
-        </w:rPr>
-      </w:r>
-      <w:r>
-        <w:rPr>
-          <w:b/>
-          <w:sz w:val="28"/>
-          <w:szCs w:val="28"/>
-          <w:lang w:val="pt-PT"/>
-        </w:rPr>
-      </w:r>
-      <w:r>
-        <w:rPr>
-          <w:b/>
-          <w:sz w:val="28"/>
-          <w:szCs w:val="28"/>
-          <w:lang w:val="pt-PT"/>
-        </w:rPr>
-      </w:r>
-      <w:r>
-        <w:rPr>
-          <w:sz w:val="28"/>
-          <w:szCs w:val="28"/>
-          <w:lang w:val="pt-PT"/>
-        </w:rPr>
-      </w:r>
-      <w:r>
-        <w:rPr>
-          <w:sz w:val="28"/>
-          <w:szCs w:val="28"/>
-          <w:lang w:val="pt-PT"/>
-        </w:rPr>
-      </w:r>
-      <w:r>
-        <w:rPr>
-          <w:sz w:val="28"/>
-          <w:szCs w:val="28"/>
-          <w:lang w:val="pt-PT"/>
-        </w:rPr>
+        <w:t>II</w:t>
+      </w:r>
+      <w:r>
+        <w:rPr>
+          <w:b/>
+          <w:sz w:val="28"/>
+          <w:szCs w:val="28"/>
+          <w:lang w:val="pt-PT"/>
+        </w:rPr>
+        <w:t xml:space="preserve">. </w:t>
+      </w:r>
+      <w:r>
+        <w:rPr>
+          <w:b/>
+          <w:sz w:val="28"/>
+          <w:szCs w:val="28"/>
+          <w:lang w:val="pt-PT"/>
+        </w:rPr>
+        <w:t>Ngày</w:t>
+      </w:r>
+      <w:r>
+        <w:rPr>
+          <w:b/>
+          <w:sz w:val="28"/>
+          <w:szCs w:val="28"/>
+          <w:lang w:val="pt-PT"/>
+        </w:rPr>
+        <w:t xml:space="preserve"> </w:t>
+      </w:r>
+      <w:r>
+        <w:rPr>
+          <w:b/>
+          <w:sz w:val="28"/>
+          <w:szCs w:val="28"/>
+          <w:lang w:val="pt-PT"/>
+        </w:rPr>
+        <w:t>họp</w:t>
+      </w:r>
+      <w:r>
+        <w:rPr>
+          <w:b/>
+          <w:sz w:val="28"/>
+          <w:szCs w:val="28"/>
+          <w:lang w:val="pt-PT"/>
+        </w:rPr>
+        <w:t xml:space="preserve"> </w:t>
+      </w:r>
+      <w:r>
+        <w:rPr>
+          <w:b/>
+          <w:sz w:val="28"/>
+          <w:szCs w:val="28"/>
+          <w:lang w:val="pt-PT"/>
+        </w:rPr>
+        <w:t>h</w:t>
+      </w:r>
+      <w:r>
+        <w:rPr>
+          <w:b/>
+          <w:sz w:val="28"/>
+          <w:szCs w:val="28"/>
+          <w:lang w:val="pt-PT"/>
+        </w:rPr>
+        <w:t>ội</w:t>
+      </w:r>
+      <w:r>
+        <w:rPr>
+          <w:b/>
+          <w:sz w:val="28"/>
+          <w:szCs w:val="28"/>
+          <w:lang w:val="pt-PT"/>
+        </w:rPr>
+        <w:t xml:space="preserve"> </w:t>
+      </w:r>
+      <w:r>
+        <w:rPr>
+          <w:b/>
+          <w:sz w:val="28"/>
+          <w:szCs w:val="28"/>
+          <w:lang w:val="pt-PT"/>
+        </w:rPr>
+        <w:t>đồng</w:t>
+      </w:r>
+      <w:r>
+        <w:rPr>
+          <w:b/>
+          <w:sz w:val="28"/>
+          <w:szCs w:val="28"/>
+          <w:lang w:val="pt-PT"/>
+        </w:rPr>
+        <w:t>:</w:t>
+      </w:r>
+      <w:r>
+        <w:rPr>
+          <w:sz w:val="28"/>
+          <w:szCs w:val="28"/>
+          <w:lang w:val="pt-PT"/>
+        </w:rPr>
+        <w:t xml:space="preserve"> </w:t>
+      </w:r>
+      <w:r>
+        <w:rPr>
+          <w:sz w:val="28"/>
+          <w:szCs w:val="28"/>
+          <w:lang w:val="pt-PT"/>
+        </w:rPr>
+        <w:t>ngày</w:t>
+      </w:r>
+      <w:r>
+        <w:rPr>
+          <w:sz w:val="28"/>
+          <w:szCs w:val="28"/>
+          <w:lang w:val="pt-PT"/>
+        </w:rPr>
+        <w:t xml:space="preserve"> </w:t>
       </w:r>
       <w:r>
         <w:rPr>
@@ -1014,6 +1089,7 @@
           <w:szCs w:val="28"/>
           <w:lang w:val="vi-VN"/>
         </w:rPr>
+        <w:t xml:space="preserve">    </w:t>
       </w:r>
       <w:r>
         <w:rPr>
@@ -1021,20 +1097,23 @@
           <w:szCs w:val="28"/>
           <w:lang w:val="vi-VN"/>
         </w:rPr>
-      </w:r>
-      <w:r>
-        <w:rPr>
-          <w:sz w:val="28"/>
-          <w:szCs w:val="28"/>
-          <w:lang w:val="pt-PT"/>
-        </w:rPr>
-      </w:r>
-      <w:r>
-        <w:rPr>
-          <w:sz w:val="28"/>
-          <w:szCs w:val="28"/>
-          <w:lang w:val="pt-PT"/>
-        </w:rPr>
+        <w:t xml:space="preserve"> </w:t>
+      </w:r>
+      <w:r>
+        <w:rPr>
+          <w:sz w:val="28"/>
+          <w:szCs w:val="28"/>
+          <w:lang w:val="pt-PT"/>
+        </w:rPr>
+        <w:t>tháng</w:t>
+      </w:r>
+      <w:r>
+        <w:rPr>
+          <w:sz w:val="28"/>
+          <w:szCs w:val="28"/>
+          <w:lang w:val="pt-PT"/>
+        </w:rPr>
+        <w:t xml:space="preserve"> </w:t>
       </w:r>
       <w:r>
         <w:rPr>
@@ -1042,6 +1121,7 @@
           <w:szCs w:val="28"/>
           <w:lang w:val="vi-VN"/>
         </w:rPr>
+        <w:t xml:space="preserve">     </w:t>
       </w:r>
       <w:r>
         <w:rPr>
@@ -1049,27 +1129,31 @@
           <w:szCs w:val="28"/>
           <w:lang w:val="vi-VN"/>
         </w:rPr>
-      </w:r>
-      <w:r>
-        <w:rPr>
-          <w:sz w:val="28"/>
-          <w:szCs w:val="28"/>
-          <w:lang w:val="pt-PT"/>
-        </w:rPr>
-      </w:r>
-      <w:r>
-        <w:rPr>
-          <w:sz w:val="28"/>
-          <w:szCs w:val="28"/>
-          <w:lang w:val="pt-PT"/>
-        </w:rPr>
-      </w:r>
-      <w:r>
-        <w:rPr>
-          <w:sz w:val="28"/>
-          <w:szCs w:val="28"/>
-          <w:lang w:val="pt-PT"/>
-        </w:rPr>
+        <w:t xml:space="preserve"> </w:t>
+      </w:r>
+      <w:r>
+        <w:rPr>
+          <w:sz w:val="28"/>
+          <w:szCs w:val="28"/>
+          <w:lang w:val="pt-PT"/>
+        </w:rPr>
+        <w:t>năm</w:t>
+      </w:r>
+      <w:r>
+        <w:rPr>
+          <w:sz w:val="28"/>
+          <w:szCs w:val="28"/>
+          <w:lang w:val="pt-PT"/>
+        </w:rPr>
+        <w:t xml:space="preserve"> </w:t>
+      </w:r>
+      <w:r>
+        <w:rPr>
+          <w:sz w:val="28"/>
+          <w:szCs w:val="28"/>
+          <w:lang w:val="pt-PT"/>
+        </w:rPr>
+        <w:t>{{NAM}}</w:t>
       </w:r>
     </w:p>
     <w:p>
@@ -1095,7 +1179,7 @@
           <w:szCs w:val="28"/>
           <w:lang w:val="vi-VN"/>
         </w:rPr>
-        <w:t>Tên đề tài: {{TEN_DE_TAI}}.</w:t>
+        <w:t>Tên đề tài</w:t>
       </w:r>
       <w:r>
         <w:rPr>
@@ -1103,6 +1187,7 @@
           <w:szCs w:val="28"/>
           <w:lang w:val="vi-VN"/>
         </w:rPr>
+        <w:t xml:space="preserve">: </w:t>
       </w:r>
       <w:r>
         <w:rPr>
@@ -1111,6 +1196,7 @@
           <w:szCs w:val="28"/>
           <w:lang w:val="vi-VN"/>
         </w:rPr>
+        <w:t>{{TEN_DE_TAI}}</w:t>
       </w:r>
       <w:r>
         <w:rPr>
@@ -1119,6 +1205,7 @@
           <w:szCs w:val="28"/>
           <w:lang w:val="vi-VN"/>
         </w:rPr>
+        <w:t>.</w:t>
       </w:r>
     </w:p>
     <w:p>
@@ -1143,27 +1230,6 @@
           <w:lang w:val="fr-FR"/>
         </w:rPr>
         <w:t>Chủ nhiệm: {{CHU_NHIEM_HO_TEN}}</w:t>
-      </w:r>
-      <w:r>
-        <w:rPr>
-          <w:sz w:val="28"/>
-          <w:szCs w:val="28"/>
-          <w:lang w:val="fr-FR"/>
-        </w:rPr>
-      </w:r>
-      <w:r>
-        <w:rPr>
-          <w:sz w:val="28"/>
-          <w:szCs w:val="28"/>
-          <w:lang w:val="vi-VN"/>
-        </w:rPr>
-      </w:r>
-      <w:r>
-        <w:rPr>
-          <w:sz w:val="28"/>
-          <w:szCs w:val="28"/>
-          <w:lang w:val="fr-FR"/>
-        </w:rPr>
       </w:r>
     </w:p>
     <w:p>
@@ -2261,7 +2327,7 @@
 </file>
 
 <file path=word/endnotes.xml><?xml version="1.0" encoding="utf-8"?>
-<w:endnotes xmlns:wpc="http://schemas.microsoft.com/office/word/2010/wordprocessingCanvas" xmlns:cx="http://schemas.microsoft.com/office/drawing/2014/chartex" xmlns:cx1="http://schemas.microsoft.com/office/drawing/2015/9/8/chartex" xmlns:cx2="http://schemas.microsoft.com/office/drawing/2015/10/21/chartex" xmlns:cx3="http://schemas.microsoft.com/office/drawing/2016/5/9/chartex" xmlns:cx4="http://schemas.microsoft.com/office/drawing/2016/5/10/chartex" xmlns:cx5="http://schemas.microsoft.com/office/drawing/2016/5/11/chartex" xmlns:cx6="http://schemas.microsoft.com/office/drawing/2016/5/12/chartex" xmlns:cx7="http://schemas.microsoft.com/office/drawing/2016/5/13/chartex" xmlns:cx8="http://schemas.microsoft.com/office/drawing/2016/5/14/chartex" xmlns:mc="http://schemas.openxmlformats.org/markup-compatibility/2006" xmlns:aink="http://schemas.microsoft.com/office/drawing/2016/ink" xmlns:am3d="http://schemas.microsoft.com/office/drawing/2017/model3d" xmlns:o="urn:schemas-microsoft-com:office:office" xmlns:oel="http://schemas.microsoft.com/office/2019/extlst" xmlns:r="http://schemas.openxmlformats.org/officeDocument/2006/relationships" xmlns:m="http://schemas.openxmlformats.org/officeDocument/2006/math" xmlns:v="urn:schemas-microsoft-com:vml" xmlns:wp14="http://schemas.microsoft.com/office/word/2010/wordprocessingDrawing" xmlns:wp="http://schemas.openxmlformats.org/drawingml/2006/wordprocessingDrawing" xmlns:w10="urn:schemas-microsoft-com:office:word" xmlns:w="http://schemas.openxmlformats.org/wordprocessingml/2006/main" xmlns:w14="http://schemas.microsoft.com/office/word/2010/wordml" xmlns:w15="http://schemas.microsoft.com/office/word/2012/wordml" xmlns:w16cex="http://schemas.microsoft.com/office/word/2018/wordml/cex" xmlns:w16cid="http://schemas.microsoft.com/office/word/2016/wordml/cid" xmlns:w16="http://schemas.microsoft.com/office/word/2018/wordml" xmlns:w16du="http://schemas.microsoft.com/office/word/2023/wordml/word16du" xmlns:w16sdtdh="http://schemas.microsoft.com/office/word/2020/wordml/sdtdatahash" xmlns:w16se="http://schemas.microsoft.com/office/word/2015/wordml/symex" xmlns:wpg="http://schemas.microsoft.com/office/word/2010/wordprocessingGroup" xmlns:wpi="http://schemas.microsoft.com/office/word/2010/wordprocessingInk" xmlns:wne="http://schemas.microsoft.com/office/word/2006/wordml" xmlns:wps="http://schemas.microsoft.com/office/word/2010/wordprocessingShape" mc:Ignorable="w14 w15 w16se w16cid w16 w16cex w16sdtdh w16du wp14">
+<w:endnotes xmlns:wpc="http://schemas.microsoft.com/office/word/2010/wordprocessingCanvas" xmlns:cx="http://schemas.microsoft.com/office/drawing/2014/chartex" xmlns:cx1="http://schemas.microsoft.com/office/drawing/2015/9/8/chartex" xmlns:cx2="http://schemas.microsoft.com/office/drawing/2015/10/21/chartex" xmlns:cx3="http://schemas.microsoft.com/office/drawing/2016/5/9/chartex" xmlns:cx4="http://schemas.microsoft.com/office/drawing/2016/5/10/chartex" xmlns:cx5="http://schemas.microsoft.com/office/drawing/2016/5/11/chartex" xmlns:cx6="http://schemas.microsoft.com/office/drawing/2016/5/12/chartex" xmlns:cx7="http://schemas.microsoft.com/office/drawing/2016/5/13/chartex" xmlns:cx8="http://schemas.microsoft.com/office/drawing/2016/5/14/chartex" xmlns:mc="http://schemas.openxmlformats.org/markup-compatibility/2006" xmlns:aink="http://schemas.microsoft.com/office/drawing/2016/ink" xmlns:am3d="http://schemas.microsoft.com/office/drawing/2017/model3d" xmlns:o="urn:schemas-microsoft-com:office:office" xmlns:oel="http://schemas.microsoft.com/office/2019/extlst" xmlns:r="http://schemas.openxmlformats.org/officeDocument/2006/relationships" xmlns:m="http://schemas.openxmlformats.org/officeDocument/2006/math" xmlns:v="urn:schemas-microsoft-com:vml" xmlns:wp14="http://schemas.microsoft.com/office/word/2010/wordprocessingDrawing" xmlns:wp="http://schemas.openxmlformats.org/drawingml/2006/wordprocessingDrawing" xmlns:w10="urn:schemas-microsoft-com:office:word" xmlns:w="http://schemas.openxmlformats.org/wordprocessingml/2006/main" xmlns:w14="http://schemas.microsoft.com/office/word/2010/wordml" xmlns:w15="http://schemas.microsoft.com/office/word/2012/wordml" xmlns:w16cex="http://schemas.microsoft.com/office/word/2018/wordml/cex" xmlns:w16cid="http://schemas.microsoft.com/office/word/2016/wordml/cid" xmlns:w16="http://schemas.microsoft.com/office/word/2018/wordml" xmlns:w16du="http://schemas.microsoft.com/office/word/2023/wordml/word16du" xmlns:w16sdtdh="http://schemas.microsoft.com/office/word/2020/wordml/sdtdatahash" xmlns:w16sdtfl="http://schemas.microsoft.com/office/word/2024/wordml/sdtformatlock" xmlns:w16se="http://schemas.microsoft.com/office/word/2015/wordml/symex" xmlns:wpg="http://schemas.microsoft.com/office/word/2010/wordprocessingGroup" xmlns:wpi="http://schemas.microsoft.com/office/word/2010/wordprocessingInk" xmlns:wne="http://schemas.microsoft.com/office/word/2006/wordml" xmlns:wps="http://schemas.microsoft.com/office/word/2010/wordprocessingShape" mc:Ignorable="w14 w15 w16se w16cid w16 w16cex w16sdtdh w16sdtfl w16du wp14">
   <w:endnote w:type="separator" w:id="-1">
     <w:p>
       <w:r>
@@ -2283,7 +2349,7 @@
 </file>
 
 <file path=word/footer1.xml><?xml version="1.0" encoding="utf-8"?>
-<w:ftr xmlns:wpc="http://schemas.microsoft.com/office/word/2010/wordprocessingCanvas" xmlns:cx="http://schemas.microsoft.com/office/drawing/2014/chartex" xmlns:cx1="http://schemas.microsoft.com/office/drawing/2015/9/8/chartex" xmlns:cx2="http://schemas.microsoft.com/office/drawing/2015/10/21/chartex" xmlns:cx3="http://schemas.microsoft.com/office/drawing/2016/5/9/chartex" xmlns:cx4="http://schemas.microsoft.com/office/drawing/2016/5/10/chartex" xmlns:cx5="http://schemas.microsoft.com/office/drawing/2016/5/11/chartex" xmlns:cx6="http://schemas.microsoft.com/office/drawing/2016/5/12/chartex" xmlns:cx7="http://schemas.microsoft.com/office/drawing/2016/5/13/chartex" xmlns:cx8="http://schemas.microsoft.com/office/drawing/2016/5/14/chartex" xmlns:mc="http://schemas.openxmlformats.org/markup-compatibility/2006" xmlns:aink="http://schemas.microsoft.com/office/drawing/2016/ink" xmlns:am3d="http://schemas.microsoft.com/office/drawing/2017/model3d" xmlns:o="urn:schemas-microsoft-com:office:office" xmlns:oel="http://schemas.microsoft.com/office/2019/extlst" xmlns:r="http://schemas.openxmlformats.org/officeDocument/2006/relationships" xmlns:m="http://schemas.openxmlformats.org/officeDocument/2006/math" xmlns:v="urn:schemas-microsoft-com:vml" xmlns:wp14="http://schemas.microsoft.com/office/word/2010/wordprocessingDrawing" xmlns:wp="http://schemas.openxmlformats.org/drawingml/2006/wordprocessingDrawing" xmlns:w10="urn:schemas-microsoft-com:office:word" xmlns:w="http://schemas.openxmlformats.org/wordprocessingml/2006/main" xmlns:w14="http://schemas.microsoft.com/office/word/2010/wordml" xmlns:w15="http://schemas.microsoft.com/office/word/2012/wordml" xmlns:w16cex="http://schemas.microsoft.com/office/word/2018/wordml/cex" xmlns:w16cid="http://schemas.microsoft.com/office/word/2016/wordml/cid" xmlns:w16="http://schemas.microsoft.com/office/word/2018/wordml" xmlns:w16du="http://schemas.microsoft.com/office/word/2023/wordml/word16du" xmlns:w16sdtdh="http://schemas.microsoft.com/office/word/2020/wordml/sdtdatahash" xmlns:w16se="http://schemas.microsoft.com/office/word/2015/wordml/symex" xmlns:wpg="http://schemas.microsoft.com/office/word/2010/wordprocessingGroup" xmlns:wpi="http://schemas.microsoft.com/office/word/2010/wordprocessingInk" xmlns:wne="http://schemas.microsoft.com/office/word/2006/wordml" xmlns:wps="http://schemas.microsoft.com/office/word/2010/wordprocessingShape" mc:Ignorable="w14 w15 w16se w16cid w16 w16cex w16sdtdh w16du wp14">
+<w:ftr xmlns:wpc="http://schemas.microsoft.com/office/word/2010/wordprocessingCanvas" xmlns:cx="http://schemas.microsoft.com/office/drawing/2014/chartex" xmlns:cx1="http://schemas.microsoft.com/office/drawing/2015/9/8/chartex" xmlns:cx2="http://schemas.microsoft.com/office/drawing/2015/10/21/chartex" xmlns:cx3="http://schemas.microsoft.com/office/drawing/2016/5/9/chartex" xmlns:cx4="http://schemas.microsoft.com/office/drawing/2016/5/10/chartex" xmlns:cx5="http://schemas.microsoft.com/office/drawing/2016/5/11/chartex" xmlns:cx6="http://schemas.microsoft.com/office/drawing/2016/5/12/chartex" xmlns:cx7="http://schemas.microsoft.com/office/drawing/2016/5/13/chartex" xmlns:cx8="http://schemas.microsoft.com/office/drawing/2016/5/14/chartex" xmlns:mc="http://schemas.openxmlformats.org/markup-compatibility/2006" xmlns:aink="http://schemas.microsoft.com/office/drawing/2016/ink" xmlns:am3d="http://schemas.microsoft.com/office/drawing/2017/model3d" xmlns:o="urn:schemas-microsoft-com:office:office" xmlns:oel="http://schemas.microsoft.com/office/2019/extlst" xmlns:r="http://schemas.openxmlformats.org/officeDocument/2006/relationships" xmlns:m="http://schemas.openxmlformats.org/officeDocument/2006/math" xmlns:v="urn:schemas-microsoft-com:vml" xmlns:wp14="http://schemas.microsoft.com/office/word/2010/wordprocessingDrawing" xmlns:wp="http://schemas.openxmlformats.org/drawingml/2006/wordprocessingDrawing" xmlns:w10="urn:schemas-microsoft-com:office:word" xmlns:w="http://schemas.openxmlformats.org/wordprocessingml/2006/main" xmlns:w14="http://schemas.microsoft.com/office/word/2010/wordml" xmlns:w15="http://schemas.microsoft.com/office/word/2012/wordml" xmlns:w16cex="http://schemas.microsoft.com/office/word/2018/wordml/cex" xmlns:w16cid="http://schemas.microsoft.com/office/word/2016/wordml/cid" xmlns:w16="http://schemas.microsoft.com/office/word/2018/wordml" xmlns:w16du="http://schemas.microsoft.com/office/word/2023/wordml/word16du" xmlns:w16sdtdh="http://schemas.microsoft.com/office/word/2020/wordml/sdtdatahash" xmlns:w16sdtfl="http://schemas.microsoft.com/office/word/2024/wordml/sdtformatlock" xmlns:w16se="http://schemas.microsoft.com/office/word/2015/wordml/symex" xmlns:wpg="http://schemas.microsoft.com/office/word/2010/wordprocessingGroup" xmlns:wpi="http://schemas.microsoft.com/office/word/2010/wordprocessingInk" xmlns:wne="http://schemas.microsoft.com/office/word/2006/wordml" xmlns:wps="http://schemas.microsoft.com/office/word/2010/wordprocessingShape" mc:Ignorable="w14 w15 w16se w16cid w16 w16cex w16sdtdh w16sdtfl w16du wp14">
   <w:p>
     <w:pPr>
       <w:pStyle w:val="Footer"/>
@@ -2293,7 +2359,7 @@
 </file>
 
 <file path=word/footnotes.xml><?xml version="1.0" encoding="utf-8"?>
-<w:footnotes xmlns:wpc="http://schemas.microsoft.com/office/word/2010/wordprocessingCanvas" xmlns:cx="http://schemas.microsoft.com/office/drawing/2014/chartex" xmlns:cx1="http://schemas.microsoft.com/office/drawing/2015/9/8/chartex" xmlns:cx2="http://schemas.microsoft.com/office/drawing/2015/10/21/chartex" xmlns:cx3="http://schemas.microsoft.com/office/drawing/2016/5/9/chartex" xmlns:cx4="http://schemas.microsoft.com/office/drawing/2016/5/10/chartex" xmlns:cx5="http://schemas.microsoft.com/office/drawing/2016/5/11/chartex" xmlns:cx6="http://schemas.microsoft.com/office/drawing/2016/5/12/chartex" xmlns:cx7="http://schemas.microsoft.com/office/drawing/2016/5/13/chartex" xmlns:cx8="http://schemas.microsoft.com/office/drawing/2016/5/14/chartex" xmlns:mc="http://schemas.openxmlformats.org/markup-compatibility/2006" xmlns:aink="http://schemas.microsoft.com/office/drawing/2016/ink" xmlns:am3d="http://schemas.microsoft.com/office/drawing/2017/model3d" xmlns:o="urn:schemas-microsoft-com:office:office" xmlns:oel="http://schemas.microsoft.com/office/2019/extlst" xmlns:r="http://schemas.openxmlformats.org/officeDocument/2006/relationships" xmlns:m="http://schemas.openxmlformats.org/officeDocument/2006/math" xmlns:v="urn:schemas-microsoft-com:vml" xmlns:wp14="http://schemas.microsoft.com/office/word/2010/wordprocessingDrawing" xmlns:wp="http://schemas.openxmlformats.org/drawingml/2006/wordprocessingDrawing" xmlns:w10="urn:schemas-microsoft-com:office:word" xmlns:w="http://schemas.openxmlformats.org/wordprocessingml/2006/main" xmlns:w14="http://schemas.microsoft.com/office/word/2010/wordml" xmlns:w15="http://schemas.microsoft.com/office/word/2012/wordml" xmlns:w16cex="http://schemas.microsoft.com/office/word/2018/wordml/cex" xmlns:w16cid="http://schemas.microsoft.com/office/word/2016/wordml/cid" xmlns:w16="http://schemas.microsoft.com/office/word/2018/wordml" xmlns:w16du="http://schemas.microsoft.com/office/word/2023/wordml/word16du" xmlns:w16sdtdh="http://schemas.microsoft.com/office/word/2020/wordml/sdtdatahash" xmlns:w16se="http://schemas.microsoft.com/office/word/2015/wordml/symex" xmlns:wpg="http://schemas.microsoft.com/office/word/2010/wordprocessingGroup" xmlns:wpi="http://schemas.microsoft.com/office/word/2010/wordprocessingInk" xmlns:wne="http://schemas.microsoft.com/office/word/2006/wordml" xmlns:wps="http://schemas.microsoft.com/office/word/2010/wordprocessingShape" mc:Ignorable="w14 w15 w16se w16cid w16 w16cex w16sdtdh w16du wp14">
+<w:footnotes xmlns:wpc="http://schemas.microsoft.com/office/word/2010/wordprocessingCanvas" xmlns:cx="http://schemas.microsoft.com/office/drawing/2014/chartex" xmlns:cx1="http://schemas.microsoft.com/office/drawing/2015/9/8/chartex" xmlns:cx2="http://schemas.microsoft.com/office/drawing/2015/10/21/chartex" xmlns:cx3="http://schemas.microsoft.com/office/drawing/2016/5/9/chartex" xmlns:cx4="http://schemas.microsoft.com/office/drawing/2016/5/10/chartex" xmlns:cx5="http://schemas.microsoft.com/office/drawing/2016/5/11/chartex" xmlns:cx6="http://schemas.microsoft.com/office/drawing/2016/5/12/chartex" xmlns:cx7="http://schemas.microsoft.com/office/drawing/2016/5/13/chartex" xmlns:cx8="http://schemas.microsoft.com/office/drawing/2016/5/14/chartex" xmlns:mc="http://schemas.openxmlformats.org/markup-compatibility/2006" xmlns:aink="http://schemas.microsoft.com/office/drawing/2016/ink" xmlns:am3d="http://schemas.microsoft.com/office/drawing/2017/model3d" xmlns:o="urn:schemas-microsoft-com:office:office" xmlns:oel="http://schemas.microsoft.com/office/2019/extlst" xmlns:r="http://schemas.openxmlformats.org/officeDocument/2006/relationships" xmlns:m="http://schemas.openxmlformats.org/officeDocument/2006/math" xmlns:v="urn:schemas-microsoft-com:vml" xmlns:wp14="http://schemas.microsoft.com/office/word/2010/wordprocessingDrawing" xmlns:wp="http://schemas.openxmlformats.org/drawingml/2006/wordprocessingDrawing" xmlns:w10="urn:schemas-microsoft-com:office:word" xmlns:w="http://schemas.openxmlformats.org/wordprocessingml/2006/main" xmlns:w14="http://schemas.microsoft.com/office/word/2010/wordml" xmlns:w15="http://schemas.microsoft.com/office/word/2012/wordml" xmlns:w16cex="http://schemas.microsoft.com/office/word/2018/wordml/cex" xmlns:w16cid="http://schemas.microsoft.com/office/word/2016/wordml/cid" xmlns:w16="http://schemas.microsoft.com/office/word/2018/wordml" xmlns:w16du="http://schemas.microsoft.com/office/word/2023/wordml/word16du" xmlns:w16sdtdh="http://schemas.microsoft.com/office/word/2020/wordml/sdtdatahash" xmlns:w16sdtfl="http://schemas.microsoft.com/office/word/2024/wordml/sdtformatlock" xmlns:w16se="http://schemas.microsoft.com/office/word/2015/wordml/symex" xmlns:wpg="http://schemas.microsoft.com/office/word/2010/wordprocessingGroup" xmlns:wpi="http://schemas.microsoft.com/office/word/2010/wordprocessingInk" xmlns:wne="http://schemas.microsoft.com/office/word/2006/wordml" xmlns:wps="http://schemas.microsoft.com/office/word/2010/wordprocessingShape" mc:Ignorable="w14 w15 w16se w16cid w16 w16cex w16sdtdh w16sdtfl w16du wp14">
   <w:footnote w:type="separator" w:id="-1">
     <w:p>
       <w:r>
@@ -2315,7 +2381,7 @@
 </file>
 
 <file path=word/header1.xml><?xml version="1.0" encoding="utf-8"?>
-<w:hdr xmlns:wpc="http://schemas.microsoft.com/office/word/2010/wordprocessingCanvas" xmlns:cx="http://schemas.microsoft.com/office/drawing/2014/chartex" xmlns:cx1="http://schemas.microsoft.com/office/drawing/2015/9/8/chartex" xmlns:cx2="http://schemas.microsoft.com/office/drawing/2015/10/21/chartex" xmlns:cx3="http://schemas.microsoft.com/office/drawing/2016/5/9/chartex" xmlns:cx4="http://schemas.microsoft.com/office/drawing/2016/5/10/chartex" xmlns:cx5="http://schemas.microsoft.com/office/drawing/2016/5/11/chartex" xmlns:cx6="http://schemas.microsoft.com/office/drawing/2016/5/12/chartex" xmlns:cx7="http://schemas.microsoft.com/office/drawing/2016/5/13/chartex" xmlns:cx8="http://schemas.microsoft.com/office/drawing/2016/5/14/chartex" xmlns:mc="http://schemas.openxmlformats.org/markup-compatibility/2006" xmlns:aink="http://schemas.microsoft.com/office/drawing/2016/ink" xmlns:am3d="http://schemas.microsoft.com/office/drawing/2017/model3d" xmlns:o="urn:schemas-microsoft-com:office:office" xmlns:oel="http://schemas.microsoft.com/office/2019/extlst" xmlns:r="http://schemas.openxmlformats.org/officeDocument/2006/relationships" xmlns:m="http://schemas.openxmlformats.org/officeDocument/2006/math" xmlns:v="urn:schemas-microsoft-com:vml" xmlns:wp14="http://schemas.microsoft.com/office/word/2010/wordprocessingDrawing" xmlns:wp="http://schemas.openxmlformats.org/drawingml/2006/wordprocessingDrawing" xmlns:w10="urn:schemas-microsoft-com:office:word" xmlns:w="http://schemas.openxmlformats.org/wordprocessingml/2006/main" xmlns:w14="http://schemas.microsoft.com/office/word/2010/wordml" xmlns:w15="http://schemas.microsoft.com/office/word/2012/wordml" xmlns:w16cex="http://schemas.microsoft.com/office/word/2018/wordml/cex" xmlns:w16cid="http://schemas.microsoft.com/office/word/2016/wordml/cid" xmlns:w16="http://schemas.microsoft.com/office/word/2018/wordml" xmlns:w16du="http://schemas.microsoft.com/office/word/2023/wordml/word16du" xmlns:w16sdtdh="http://schemas.microsoft.com/office/word/2020/wordml/sdtdatahash" xmlns:w16se="http://schemas.microsoft.com/office/word/2015/wordml/symex" xmlns:wpg="http://schemas.microsoft.com/office/word/2010/wordprocessingGroup" xmlns:wpi="http://schemas.microsoft.com/office/word/2010/wordprocessingInk" xmlns:wne="http://schemas.microsoft.com/office/word/2006/wordml" xmlns:wps="http://schemas.microsoft.com/office/word/2010/wordprocessingShape" mc:Ignorable="w14 w15 w16se w16cid w16 w16cex w16sdtdh w16du wp14">
+<w:hdr xmlns:wpc="http://schemas.microsoft.com/office/word/2010/wordprocessingCanvas" xmlns:cx="http://schemas.microsoft.com/office/drawing/2014/chartex" xmlns:cx1="http://schemas.microsoft.com/office/drawing/2015/9/8/chartex" xmlns:cx2="http://schemas.microsoft.com/office/drawing/2015/10/21/chartex" xmlns:cx3="http://schemas.microsoft.com/office/drawing/2016/5/9/chartex" xmlns:cx4="http://schemas.microsoft.com/office/drawing/2016/5/10/chartex" xmlns:cx5="http://schemas.microsoft.com/office/drawing/2016/5/11/chartex" xmlns:cx6="http://schemas.microsoft.com/office/drawing/2016/5/12/chartex" xmlns:cx7="http://schemas.microsoft.com/office/drawing/2016/5/13/chartex" xmlns:cx8="http://schemas.microsoft.com/office/drawing/2016/5/14/chartex" xmlns:mc="http://schemas.openxmlformats.org/markup-compatibility/2006" xmlns:aink="http://schemas.microsoft.com/office/drawing/2016/ink" xmlns:am3d="http://schemas.microsoft.com/office/drawing/2017/model3d" xmlns:o="urn:schemas-microsoft-com:office:office" xmlns:oel="http://schemas.microsoft.com/office/2019/extlst" xmlns:r="http://schemas.openxmlformats.org/officeDocument/2006/relationships" xmlns:m="http://schemas.openxmlformats.org/officeDocument/2006/math" xmlns:v="urn:schemas-microsoft-com:vml" xmlns:wp14="http://schemas.microsoft.com/office/word/2010/wordprocessingDrawing" xmlns:wp="http://schemas.openxmlformats.org/drawingml/2006/wordprocessingDrawing" xmlns:w10="urn:schemas-microsoft-com:office:word" xmlns:w="http://schemas.openxmlformats.org/wordprocessingml/2006/main" xmlns:w14="http://schemas.microsoft.com/office/word/2010/wordml" xmlns:w15="http://schemas.microsoft.com/office/word/2012/wordml" xmlns:w16cex="http://schemas.microsoft.com/office/word/2018/wordml/cex" xmlns:w16cid="http://schemas.microsoft.com/office/word/2016/wordml/cid" xmlns:w16="http://schemas.microsoft.com/office/word/2018/wordml" xmlns:w16du="http://schemas.microsoft.com/office/word/2023/wordml/word16du" xmlns:w16sdtdh="http://schemas.microsoft.com/office/word/2020/wordml/sdtdatahash" xmlns:w16sdtfl="http://schemas.microsoft.com/office/word/2024/wordml/sdtformatlock" xmlns:w16se="http://schemas.microsoft.com/office/word/2015/wordml/symex" xmlns:wpg="http://schemas.microsoft.com/office/word/2010/wordprocessingGroup" xmlns:wpi="http://schemas.microsoft.com/office/word/2010/wordprocessingInk" xmlns:wne="http://schemas.microsoft.com/office/word/2006/wordml" xmlns:wps="http://schemas.microsoft.com/office/word/2010/wordprocessingShape" mc:Ignorable="w14 w15 w16se w16cid w16 w16cex w16sdtdh w16sdtfl w16du wp14">
   <w:p>
     <w:pPr>
       <w:pStyle w:val="Header"/>
@@ -2326,7 +2392,7 @@
 </file>
 
 <file path=word/numbering.xml><?xml version="1.0" encoding="utf-8"?>
-<w:numbering xmlns:wpc="http://schemas.microsoft.com/office/word/2010/wordprocessingCanvas" xmlns:cx="http://schemas.microsoft.com/office/drawing/2014/chartex" xmlns:cx1="http://schemas.microsoft.com/office/drawing/2015/9/8/chartex" xmlns:cx2="http://schemas.microsoft.com/office/drawing/2015/10/21/chartex" xmlns:cx3="http://schemas.microsoft.com/office/drawing/2016/5/9/chartex" xmlns:cx4="http://schemas.microsoft.com/office/drawing/2016/5/10/chartex" xmlns:cx5="http://schemas.microsoft.com/office/drawing/2016/5/11/chartex" xmlns:cx6="http://schemas.microsoft.com/office/drawing/2016/5/12/chartex" xmlns:cx7="http://schemas.microsoft.com/office/drawing/2016/5/13/chartex" xmlns:cx8="http://schemas.microsoft.com/office/drawing/2016/5/14/chartex" xmlns:mc="http://schemas.openxmlformats.org/markup-compatibility/2006" xmlns:aink="http://schemas.microsoft.com/office/drawing/2016/ink" xmlns:am3d="http://schemas.microsoft.com/office/drawing/2017/model3d" xmlns:o="urn:schemas-microsoft-com:office:office" xmlns:oel="http://schemas.microsoft.com/office/2019/extlst" xmlns:r="http://schemas.openxmlformats.org/officeDocument/2006/relationships" xmlns:m="http://schemas.openxmlformats.org/officeDocument/2006/math" xmlns:v="urn:schemas-microsoft-com:vml" xmlns:wp14="http://schemas.microsoft.com/office/word/2010/wordprocessingDrawing" xmlns:wp="http://schemas.openxmlformats.org/drawingml/2006/wordprocessingDrawing" xmlns:w10="urn:schemas-microsoft-com:office:word" xmlns:w="http://schemas.openxmlformats.org/wordprocessingml/2006/main" xmlns:w14="http://schemas.microsoft.com/office/word/2010/wordml" xmlns:w15="http://schemas.microsoft.com/office/word/2012/wordml" xmlns:w16cex="http://schemas.microsoft.com/office/word/2018/wordml/cex" xmlns:w16cid="http://schemas.microsoft.com/office/word/2016/wordml/cid" xmlns:w16="http://schemas.microsoft.com/office/word/2018/wordml" xmlns:w16du="http://schemas.microsoft.com/office/word/2023/wordml/word16du" xmlns:w16sdtdh="http://schemas.microsoft.com/office/word/2020/wordml/sdtdatahash" xmlns:w16se="http://schemas.microsoft.com/office/word/2015/wordml/symex" xmlns:wpg="http://schemas.microsoft.com/office/word/2010/wordprocessingGroup" xmlns:wpi="http://schemas.microsoft.com/office/word/2010/wordprocessingInk" xmlns:wne="http://schemas.microsoft.com/office/word/2006/wordml" xmlns:wps="http://schemas.microsoft.com/office/word/2010/wordprocessingShape" mc:Ignorable="w14 w15 w16se w16cid w16 w16cex w16sdtdh w16du wp14">
+<w:numbering xmlns:wpc="http://schemas.microsoft.com/office/word/2010/wordprocessingCanvas" xmlns:cx="http://schemas.microsoft.com/office/drawing/2014/chartex" xmlns:cx1="http://schemas.microsoft.com/office/drawing/2015/9/8/chartex" xmlns:cx2="http://schemas.microsoft.com/office/drawing/2015/10/21/chartex" xmlns:cx3="http://schemas.microsoft.com/office/drawing/2016/5/9/chartex" xmlns:cx4="http://schemas.microsoft.com/office/drawing/2016/5/10/chartex" xmlns:cx5="http://schemas.microsoft.com/office/drawing/2016/5/11/chartex" xmlns:cx6="http://schemas.microsoft.com/office/drawing/2016/5/12/chartex" xmlns:cx7="http://schemas.microsoft.com/office/drawing/2016/5/13/chartex" xmlns:cx8="http://schemas.microsoft.com/office/drawing/2016/5/14/chartex" xmlns:mc="http://schemas.openxmlformats.org/markup-compatibility/2006" xmlns:aink="http://schemas.microsoft.com/office/drawing/2016/ink" xmlns:am3d="http://schemas.microsoft.com/office/drawing/2017/model3d" xmlns:o="urn:schemas-microsoft-com:office:office" xmlns:oel="http://schemas.microsoft.com/office/2019/extlst" xmlns:r="http://schemas.openxmlformats.org/officeDocument/2006/relationships" xmlns:m="http://schemas.openxmlformats.org/officeDocument/2006/math" xmlns:v="urn:schemas-microsoft-com:vml" xmlns:wp14="http://schemas.microsoft.com/office/word/2010/wordprocessingDrawing" xmlns:wp="http://schemas.openxmlformats.org/drawingml/2006/wordprocessingDrawing" xmlns:w10="urn:schemas-microsoft-com:office:word" xmlns:w="http://schemas.openxmlformats.org/wordprocessingml/2006/main" xmlns:w14="http://schemas.microsoft.com/office/word/2010/wordml" xmlns:w15="http://schemas.microsoft.com/office/word/2012/wordml" xmlns:w16cex="http://schemas.microsoft.com/office/word/2018/wordml/cex" xmlns:w16cid="http://schemas.microsoft.com/office/word/2016/wordml/cid" xmlns:w16="http://schemas.microsoft.com/office/word/2018/wordml" xmlns:w16du="http://schemas.microsoft.com/office/word/2023/wordml/word16du" xmlns:w16sdtdh="http://schemas.microsoft.com/office/word/2020/wordml/sdtdatahash" xmlns:w16sdtfl="http://schemas.microsoft.com/office/word/2024/wordml/sdtformatlock" xmlns:w16se="http://schemas.microsoft.com/office/word/2015/wordml/symex" xmlns:wpg="http://schemas.microsoft.com/office/word/2010/wordprocessingGroup" xmlns:wpi="http://schemas.microsoft.com/office/word/2010/wordprocessingInk" xmlns:wne="http://schemas.microsoft.com/office/word/2006/wordml" xmlns:wps="http://schemas.microsoft.com/office/word/2010/wordprocessingShape" mc:Ignorable="w14 w15 w16se w16cid w16 w16cex w16sdtdh w16sdtfl w16du wp14">
   <w:abstractNum w:abstractNumId="0" w15:restartNumberingAfterBreak="0">
     <w:nsid w:val="18930823"/>
     <w:multiLevelType w:val="hybridMultilevel"/>
@@ -3018,7 +3084,7 @@
 </file>
 
 <file path=word/styles.xml><?xml version="1.0" encoding="utf-8"?>
-<w:styles xmlns:mc="http://schemas.openxmlformats.org/markup-compatibility/2006" xmlns:r="http://schemas.openxmlformats.org/officeDocument/2006/relationships" xmlns:w="http://schemas.openxmlformats.org/wordprocessingml/2006/main" xmlns:w14="http://schemas.microsoft.com/office/word/2010/wordml" xmlns:w15="http://schemas.microsoft.com/office/word/2012/wordml" xmlns:w16cex="http://schemas.microsoft.com/office/word/2018/wordml/cex" xmlns:w16cid="http://schemas.microsoft.com/office/word/2016/wordml/cid" xmlns:w16="http://schemas.microsoft.com/office/word/2018/wordml" xmlns:w16du="http://schemas.microsoft.com/office/word/2023/wordml/word16du" xmlns:w16sdtdh="http://schemas.microsoft.com/office/word/2020/wordml/sdtdatahash" xmlns:w16se="http://schemas.microsoft.com/office/word/2015/wordml/symex" mc:Ignorable="w14 w15 w16se w16cid w16 w16cex w16sdtdh w16du">
+<w:styles xmlns:mc="http://schemas.openxmlformats.org/markup-compatibility/2006" xmlns:r="http://schemas.openxmlformats.org/officeDocument/2006/relationships" xmlns:w="http://schemas.openxmlformats.org/wordprocessingml/2006/main" xmlns:w14="http://schemas.microsoft.com/office/word/2010/wordml" xmlns:w15="http://schemas.microsoft.com/office/word/2012/wordml" xmlns:w16cex="http://schemas.microsoft.com/office/word/2018/wordml/cex" xmlns:w16cid="http://schemas.microsoft.com/office/word/2016/wordml/cid" xmlns:w16="http://schemas.microsoft.com/office/word/2018/wordml" xmlns:w16du="http://schemas.microsoft.com/office/word/2023/wordml/word16du" xmlns:w16sdtdh="http://schemas.microsoft.com/office/word/2020/wordml/sdtdatahash" xmlns:w16sdtfl="http://schemas.microsoft.com/office/word/2024/wordml/sdtformatlock" xmlns:w16se="http://schemas.microsoft.com/office/word/2015/wordml/symex" mc:Ignorable="w14 w15 w16se w16cid w16 w16cex w16sdtdh w16sdtfl w16du">
   <w:docDefaults>
     <w:rPrDefault>
       <w:rPr>

--- a/01. Hồ sơ đạo đức đề cương - MẪU/03. BB kiểm phiếu HĐ đạo đức.docx
+++ b/01. Hồ sơ đạo đức đề cương - MẪU/03. BB kiểm phiếu HĐ đạo đức.docx
@@ -1229,7 +1229,31 @@
           <w:szCs w:val="28"/>
           <w:lang w:val="fr-FR"/>
         </w:rPr>
-        <w:t>Chủ nhiệm: {{CHU_NHIEM_HO_TEN}}</w:t>
+        <w:t>Chủ nhiệm</w:t>
+      </w:r>
+      <w:r>
+        <w:rPr>
+          <w:sz w:val="28"/>
+          <w:szCs w:val="28"/>
+          <w:lang w:val="fr-FR"/>
+        </w:rPr>
+        <w:t>:</w:t>
+      </w:r>
+      <w:r>
+        <w:rPr>
+          <w:sz w:val="28"/>
+          <w:szCs w:val="28"/>
+          <w:lang w:val="vi-VN"/>
+        </w:rPr>
+        <w:t xml:space="preserve"> </w:t>
+      </w:r>
+      <w:r>
+        <w:rPr>
+          <w:sz w:val="28"/>
+          <w:szCs w:val="28"/>
+          <w:lang w:val="fr-FR"/>
+        </w:rPr>
+        <w:t>{{CHU_NHIEM_HO_TEN}}</w:t>
       </w:r>
     </w:p>
     <w:p>
